--- a/fuentes/CFA2_73311548_DU.docx
+++ b/fuentes/CFA2_73311548_DU.docx
@@ -515,7 +515,7 @@
           <w:r>
             <w:fldChar w:fldCharType="separate"/>
           </w:r>
-          <w:hyperlink w:anchor="_Toc212481314" w:history="1">
+          <w:hyperlink w:anchor="_Toc213161810" w:history="1">
             <w:r>
               <w:rPr>
                 <w:rStyle w:val="Hipervnculo"/>
@@ -542,7 +542,7 @@
                 <w:noProof/>
                 <w:webHidden/>
               </w:rPr>
-              <w:instrText xml:space="preserve"> PAGEREF _Toc212481314 \h </w:instrText>
+              <w:instrText xml:space="preserve"> PAGEREF _Toc213161810 \h </w:instrText>
             </w:r>
             <w:r>
               <w:rPr>
@@ -589,7 +589,7 @@
               <w14:ligatures w14:val="none"/>
             </w:rPr>
           </w:pPr>
-          <w:hyperlink w:anchor="_Toc212481315" w:history="1">
+          <w:hyperlink w:anchor="_Toc213161811" w:history="1">
             <w:r>
               <w:rPr>
                 <w:rStyle w:val="Hipervnculo"/>
@@ -634,7 +634,7 @@
                 <w:noProof/>
                 <w:webHidden/>
               </w:rPr>
-              <w:instrText xml:space="preserve"> PAGEREF _Toc212481315 \h </w:instrText>
+              <w:instrText xml:space="preserve"> PAGEREF _Toc213161811 \h </w:instrText>
             </w:r>
             <w:r>
               <w:rPr>
@@ -681,7 +681,7 @@
               <w14:ligatures w14:val="none"/>
             </w:rPr>
           </w:pPr>
-          <w:hyperlink w:anchor="_Toc212481316" w:history="1">
+          <w:hyperlink w:anchor="_Toc213161812" w:history="1">
             <w:r>
               <w:rPr>
                 <w:rStyle w:val="Hipervnculo"/>
@@ -726,7 +726,7 @@
                 <w:noProof/>
                 <w:webHidden/>
               </w:rPr>
-              <w:instrText xml:space="preserve"> PAGEREF _Toc212481316 \h </w:instrText>
+              <w:instrText xml:space="preserve"> PAGEREF _Toc213161812 \h </w:instrText>
             </w:r>
             <w:r>
               <w:rPr>
@@ -773,7 +773,7 @@
               <w14:ligatures w14:val="none"/>
             </w:rPr>
           </w:pPr>
-          <w:hyperlink w:anchor="_Toc212481317" w:history="1">
+          <w:hyperlink w:anchor="_Toc213161813" w:history="1">
             <w:r>
               <w:rPr>
                 <w:rStyle w:val="Hipervnculo"/>
@@ -818,7 +818,7 @@
                 <w:noProof/>
                 <w:webHidden/>
               </w:rPr>
-              <w:instrText xml:space="preserve"> PAGEREF _Toc212481317 \h </w:instrText>
+              <w:instrText xml:space="preserve"> PAGEREF _Toc213161813 \h </w:instrText>
             </w:r>
             <w:r>
               <w:rPr>
@@ -865,7 +865,7 @@
               <w14:ligatures w14:val="none"/>
             </w:rPr>
           </w:pPr>
-          <w:hyperlink w:anchor="_Toc212481318" w:history="1">
+          <w:hyperlink w:anchor="_Toc213161814" w:history="1">
             <w:r>
               <w:rPr>
                 <w:rStyle w:val="Hipervnculo"/>
@@ -910,7 +910,7 @@
                 <w:noProof/>
                 <w:webHidden/>
               </w:rPr>
-              <w:instrText xml:space="preserve"> PAGEREF _Toc212481318 \h </w:instrText>
+              <w:instrText xml:space="preserve"> PAGEREF _Toc213161814 \h </w:instrText>
             </w:r>
             <w:r>
               <w:rPr>
@@ -953,7 +953,7 @@
               <w14:ligatures w14:val="none"/>
             </w:rPr>
           </w:pPr>
-          <w:hyperlink w:anchor="_Toc212481319" w:history="1">
+          <w:hyperlink w:anchor="_Toc213161815" w:history="1">
             <w:r>
               <w:rPr>
                 <w:rStyle w:val="Hipervnculo"/>
@@ -998,7 +998,7 @@
                 <w:noProof/>
                 <w:webHidden/>
               </w:rPr>
-              <w:instrText xml:space="preserve"> PAGEREF _Toc212481319 \h </w:instrText>
+              <w:instrText xml:space="preserve"> PAGEREF _Toc213161815 \h </w:instrText>
             </w:r>
             <w:r>
               <w:rPr>
@@ -1041,7 +1041,7 @@
               <w14:ligatures w14:val="none"/>
             </w:rPr>
           </w:pPr>
-          <w:hyperlink w:anchor="_Toc212481320" w:history="1">
+          <w:hyperlink w:anchor="_Toc213161816" w:history="1">
             <w:r>
               <w:rPr>
                 <w:rStyle w:val="Hipervnculo"/>
@@ -1086,7 +1086,7 @@
                 <w:noProof/>
                 <w:webHidden/>
               </w:rPr>
-              <w:instrText xml:space="preserve"> PAGEREF _Toc212481320 \h </w:instrText>
+              <w:instrText xml:space="preserve"> PAGEREF _Toc213161816 \h </w:instrText>
             </w:r>
             <w:r>
               <w:rPr>
@@ -1133,7 +1133,7 @@
               <w14:ligatures w14:val="none"/>
             </w:rPr>
           </w:pPr>
-          <w:hyperlink w:anchor="_Toc212481321" w:history="1">
+          <w:hyperlink w:anchor="_Toc213161817" w:history="1">
             <w:r>
               <w:rPr>
                 <w:rStyle w:val="Hipervnculo"/>
@@ -1178,7 +1178,7 @@
                 <w:noProof/>
                 <w:webHidden/>
               </w:rPr>
-              <w:instrText xml:space="preserve"> PAGEREF _Toc212481321 \h </w:instrText>
+              <w:instrText xml:space="preserve"> PAGEREF _Toc213161817 \h </w:instrText>
             </w:r>
             <w:r>
               <w:rPr>
@@ -1225,7 +1225,7 @@
               <w14:ligatures w14:val="none"/>
             </w:rPr>
           </w:pPr>
-          <w:hyperlink w:anchor="_Toc212481322" w:history="1">
+          <w:hyperlink w:anchor="_Toc213161818" w:history="1">
             <w:r>
               <w:rPr>
                 <w:rStyle w:val="Hipervnculo"/>
@@ -1270,7 +1270,7 @@
                 <w:noProof/>
                 <w:webHidden/>
               </w:rPr>
-              <w:instrText xml:space="preserve"> PAGEREF _Toc212481322 \h </w:instrText>
+              <w:instrText xml:space="preserve"> PAGEREF _Toc213161818 \h </w:instrText>
             </w:r>
             <w:r>
               <w:rPr>
@@ -1317,7 +1317,7 @@
               <w14:ligatures w14:val="none"/>
             </w:rPr>
           </w:pPr>
-          <w:hyperlink w:anchor="_Toc212481323" w:history="1">
+          <w:hyperlink w:anchor="_Toc213161819" w:history="1">
             <w:r>
               <w:rPr>
                 <w:rStyle w:val="Hipervnculo"/>
@@ -1362,7 +1362,7 @@
                 <w:noProof/>
                 <w:webHidden/>
               </w:rPr>
-              <w:instrText xml:space="preserve"> PAGEREF _Toc212481323 \h </w:instrText>
+              <w:instrText xml:space="preserve"> PAGEREF _Toc213161819 \h </w:instrText>
             </w:r>
             <w:r>
               <w:rPr>
@@ -1409,7 +1409,7 @@
               <w14:ligatures w14:val="none"/>
             </w:rPr>
           </w:pPr>
-          <w:hyperlink w:anchor="_Toc212481324" w:history="1">
+          <w:hyperlink w:anchor="_Toc213161820" w:history="1">
             <w:r>
               <w:rPr>
                 <w:rStyle w:val="Hipervnculo"/>
@@ -1456,7 +1456,7 @@
                 <w:noProof/>
                 <w:webHidden/>
               </w:rPr>
-              <w:instrText xml:space="preserve"> PAGEREF _Toc212481324 \h </w:instrText>
+              <w:instrText xml:space="preserve"> PAGEREF _Toc213161820 \h </w:instrText>
             </w:r>
             <w:r>
               <w:rPr>
@@ -1477,98 +1477,6 @@
                 <w:webHidden/>
               </w:rPr>
               <w:t>23</w:t>
-            </w:r>
-            <w:r>
-              <w:rPr>
-                <w:noProof/>
-                <w:webHidden/>
-              </w:rPr>
-              <w:fldChar w:fldCharType="end"/>
-            </w:r>
-          </w:hyperlink>
-        </w:p>
-        <w:p>
-          <w:pPr>
-            <w:pStyle w:val="TDC1"/>
-            <w:tabs>
-              <w:tab w:val="left" w:pos="1320"/>
-              <w:tab w:val="right" w:leader="dot" w:pos="9962"/>
-            </w:tabs>
-            <w:rPr>
-              <w:rFonts w:eastAsiaTheme="minorEastAsia"/>
-              <w:noProof/>
-              <w:kern w:val="0"/>
-              <w:sz w:val="22"/>
-              <w:lang w:eastAsia="es-CO"/>
-              <w14:ligatures w14:val="none"/>
-            </w:rPr>
-          </w:pPr>
-          <w:hyperlink w:anchor="_Toc212481325" w:history="1">
-            <w:r>
-              <w:rPr>
-                <w:rStyle w:val="Hipervnculo"/>
-                <w:noProof/>
-              </w:rPr>
-              <w:t>9.</w:t>
-            </w:r>
-            <w:r>
-              <w:rPr>
-                <w:rFonts w:eastAsiaTheme="minorEastAsia"/>
-                <w:noProof/>
-                <w:kern w:val="0"/>
-                <w:sz w:val="22"/>
-                <w:lang w:eastAsia="es-CO"/>
-                <w14:ligatures w14:val="none"/>
-              </w:rPr>
-              <w:tab/>
-            </w:r>
-            <w:r>
-              <w:rPr>
-                <w:rStyle w:val="Hipervnculo"/>
-                <w:noProof/>
-              </w:rPr>
-              <w:t>Inocuidad en el plátano y protección sanitaria</w:t>
-            </w:r>
-            <w:r>
-              <w:rPr>
-                <w:noProof/>
-                <w:webHidden/>
-              </w:rPr>
-              <w:tab/>
-            </w:r>
-            <w:r>
-              <w:rPr>
-                <w:noProof/>
-                <w:webHidden/>
-              </w:rPr>
-              <w:fldChar w:fldCharType="begin"/>
-            </w:r>
-            <w:r>
-              <w:rPr>
-                <w:noProof/>
-                <w:webHidden/>
-              </w:rPr>
-              <w:instrText xml:space="preserve"> PAGEREF _Toc212481325 \h </w:instrText>
-            </w:r>
-            <w:r>
-              <w:rPr>
-                <w:noProof/>
-                <w:webHidden/>
-              </w:rPr>
-            </w:r>
-            <w:r>
-              <w:rPr>
-                <w:noProof/>
-                <w:webHidden/>
-              </w:rPr>
-              <w:fldChar w:fldCharType="separate"/>
-            </w:r>
-            <w:r>
-              <w:rPr>
-                <w:noProof/>
-                <w:webHidden/>
-              </w:rPr>
-              <w:t>26</w:t>
             </w:r>
             <w:r>
               <w:rPr>
@@ -1594,7 +1502,7 @@
               <w14:ligatures w14:val="none"/>
             </w:rPr>
           </w:pPr>
-          <w:hyperlink w:anchor="_Toc212481326" w:history="1">
+          <w:hyperlink w:anchor="_Toc213161821" w:history="1">
             <w:r>
               <w:rPr>
                 <w:rStyle w:val="Hipervnculo"/>
@@ -1621,7 +1529,7 @@
                 <w:noProof/>
                 <w:webHidden/>
               </w:rPr>
-              <w:instrText xml:space="preserve"> PAGEREF _Toc212481326 \h </w:instrText>
+              <w:instrText xml:space="preserve"> PAGEREF _Toc213161821 \h </w:instrText>
             </w:r>
             <w:r>
               <w:rPr>
@@ -1641,7 +1549,7 @@
                 <w:noProof/>
                 <w:webHidden/>
               </w:rPr>
-              <w:t>29</w:t>
+              <w:t>26</w:t>
             </w:r>
             <w:r>
               <w:rPr>
@@ -1667,7 +1575,7 @@
               <w14:ligatures w14:val="none"/>
             </w:rPr>
           </w:pPr>
-          <w:hyperlink w:anchor="_Toc212481327" w:history="1">
+          <w:hyperlink w:anchor="_Toc213161822" w:history="1">
             <w:r>
               <w:rPr>
                 <w:rStyle w:val="Hipervnculo"/>
@@ -1694,7 +1602,7 @@
                 <w:noProof/>
                 <w:webHidden/>
               </w:rPr>
-              <w:instrText xml:space="preserve"> PAGEREF _Toc212481327 \h </w:instrText>
+              <w:instrText xml:space="preserve"> PAGEREF _Toc213161822 \h </w:instrText>
             </w:r>
             <w:r>
               <w:rPr>
@@ -1714,7 +1622,7 @@
                 <w:noProof/>
                 <w:webHidden/>
               </w:rPr>
-              <w:t>31</w:t>
+              <w:t>28</w:t>
             </w:r>
             <w:r>
               <w:rPr>
@@ -1740,7 +1648,7 @@
               <w14:ligatures w14:val="none"/>
             </w:rPr>
           </w:pPr>
-          <w:hyperlink w:anchor="_Toc212481328" w:history="1">
+          <w:hyperlink w:anchor="_Toc213161823" w:history="1">
             <w:r>
               <w:rPr>
                 <w:rStyle w:val="Hipervnculo"/>
@@ -1767,7 +1675,7 @@
                 <w:noProof/>
                 <w:webHidden/>
               </w:rPr>
-              <w:instrText xml:space="preserve"> PAGEREF _Toc212481328 \h </w:instrText>
+              <w:instrText xml:space="preserve"> PAGEREF _Toc213161823 \h </w:instrText>
             </w:r>
             <w:r>
               <w:rPr>
@@ -1787,7 +1695,7 @@
                 <w:noProof/>
                 <w:webHidden/>
               </w:rPr>
-              <w:t>32</w:t>
+              <w:t>29</w:t>
             </w:r>
             <w:r>
               <w:rPr>
@@ -1813,7 +1721,7 @@
               <w14:ligatures w14:val="none"/>
             </w:rPr>
           </w:pPr>
-          <w:hyperlink w:anchor="_Toc212481329" w:history="1">
+          <w:hyperlink w:anchor="_Toc213161824" w:history="1">
             <w:r>
               <w:rPr>
                 <w:rStyle w:val="Hipervnculo"/>
@@ -1840,7 +1748,7 @@
                 <w:noProof/>
                 <w:webHidden/>
               </w:rPr>
-              <w:instrText xml:space="preserve"> PAGEREF _Toc212481329 \h </w:instrText>
+              <w:instrText xml:space="preserve"> PAGEREF _Toc213161824 \h </w:instrText>
             </w:r>
             <w:r>
               <w:rPr>
@@ -1860,7 +1768,7 @@
                 <w:noProof/>
                 <w:webHidden/>
               </w:rPr>
-              <w:t>33</w:t>
+              <w:t>30</w:t>
             </w:r>
             <w:r>
               <w:rPr>
@@ -1886,7 +1794,7 @@
               <w14:ligatures w14:val="none"/>
             </w:rPr>
           </w:pPr>
-          <w:hyperlink w:anchor="_Toc212481330" w:history="1">
+          <w:hyperlink w:anchor="_Toc213161825" w:history="1">
             <w:r>
               <w:rPr>
                 <w:rStyle w:val="Hipervnculo"/>
@@ -1913,7 +1821,7 @@
                 <w:noProof/>
                 <w:webHidden/>
               </w:rPr>
-              <w:instrText xml:space="preserve"> PAGEREF _Toc212481330 \h </w:instrText>
+              <w:instrText xml:space="preserve"> PAGEREF _Toc213161825 \h </w:instrText>
             </w:r>
             <w:r>
               <w:rPr>
@@ -1933,7 +1841,7 @@
                 <w:noProof/>
                 <w:webHidden/>
               </w:rPr>
-              <w:t>34</w:t>
+              <w:t>31</w:t>
             </w:r>
             <w:r>
               <w:rPr>
@@ -1970,7 +1878,7 @@
       <w:pPr>
         <w:pStyle w:val="Titulosgenerales"/>
       </w:pPr>
-      <w:bookmarkStart w:id="0" w:name="_Toc212481314"/>
+      <w:bookmarkStart w:id="0" w:name="_Toc213161810"/>
       <w:r>
         <w:lastRenderedPageBreak/>
         <w:t>Introducción</w:t>
@@ -2345,7 +2253,7 @@
       <w:pPr>
         <w:pStyle w:val="Ttulo1"/>
       </w:pPr>
-      <w:bookmarkStart w:id="1" w:name="_Toc212481315"/>
+      <w:bookmarkStart w:id="1" w:name="_Toc213161811"/>
       <w:r>
         <w:lastRenderedPageBreak/>
         <w:t>Manejo del cultivo</w:t>
@@ -2918,7 +2826,7 @@
       <w:pPr>
         <w:pStyle w:val="Ttulo1"/>
       </w:pPr>
-      <w:bookmarkStart w:id="2" w:name="_Toc212481316"/>
+      <w:bookmarkStart w:id="2" w:name="_Toc213161812"/>
       <w:r>
         <w:lastRenderedPageBreak/>
         <w:t>Labores culturales</w:t>
@@ -3215,7 +3123,7 @@
       <w:pPr>
         <w:pStyle w:val="Ttulo1"/>
       </w:pPr>
-      <w:bookmarkStart w:id="3" w:name="_Toc212481317"/>
+      <w:bookmarkStart w:id="3" w:name="_Toc213161813"/>
       <w:r>
         <w:lastRenderedPageBreak/>
         <w:t>Manejo fitosanitario</w:t>
@@ -3869,7 +3777,7 @@
       <w:pPr>
         <w:pStyle w:val="Ttulo1"/>
       </w:pPr>
-      <w:bookmarkStart w:id="4" w:name="_Toc212481318"/>
+      <w:bookmarkStart w:id="4" w:name="_Toc213161814"/>
       <w:r>
         <w:lastRenderedPageBreak/>
         <w:t>Cosecha</w:t>
@@ -5001,7 +4909,7 @@
           <w:numId w:val="5"/>
         </w:numPr>
       </w:pPr>
-      <w:bookmarkStart w:id="5" w:name="_Toc212481319"/>
+      <w:bookmarkStart w:id="5" w:name="_Toc213161815"/>
       <w:r>
         <w:t>Poscosecha</w:t>
       </w:r>
@@ -5114,7 +5022,7 @@
           <w:numId w:val="5"/>
         </w:numPr>
       </w:pPr>
-      <w:bookmarkStart w:id="6" w:name="_Toc212481320"/>
+      <w:bookmarkStart w:id="6" w:name="_Toc213161816"/>
       <w:r>
         <w:t>Empacado y transporte del plátano</w:t>
       </w:r>
@@ -5369,7 +5277,7 @@
       <w:pPr>
         <w:pStyle w:val="Ttulo1"/>
       </w:pPr>
-      <w:bookmarkStart w:id="7" w:name="_Toc212481321"/>
+      <w:bookmarkStart w:id="7" w:name="_Toc213161817"/>
       <w:r>
         <w:lastRenderedPageBreak/>
         <w:t>Plan de saneamiento</w:t>
@@ -5610,7 +5518,7 @@
       <w:pPr>
         <w:pStyle w:val="Ttulo1"/>
       </w:pPr>
-      <w:bookmarkStart w:id="8" w:name="_Toc212481322"/>
+      <w:bookmarkStart w:id="8" w:name="_Toc213161818"/>
       <w:r>
         <w:lastRenderedPageBreak/>
         <w:t>Plan de limpieza y desinfección</w:t>
@@ -6534,7 +6442,7 @@
       <w:pPr>
         <w:pStyle w:val="Ttulo1"/>
       </w:pPr>
-      <w:bookmarkStart w:id="10" w:name="_Toc212481323"/>
+      <w:bookmarkStart w:id="10" w:name="_Toc213161819"/>
       <w:r>
         <w:t xml:space="preserve">Identificación, trazabilidad y procedimiento </w:t>
       </w:r>
@@ -7825,7 +7733,7 @@
           <w:szCs w:val="28"/>
         </w:rPr>
       </w:pPr>
-      <w:bookmarkStart w:id="11" w:name="_Toc212481324"/>
+      <w:bookmarkStart w:id="11" w:name="_Toc213161820"/>
       <w:r>
         <w:rPr>
           <w:rFonts w:ascii="Calibri" w:hAnsi="Calibri" w:cs="Times New Roman (Cuerpo en alfa"/>
@@ -8799,479 +8707,14 @@
     </w:p>
     <w:p>
       <w:pPr>
-        <w:pStyle w:val="Ttulo1"/>
-      </w:pPr>
-      <w:bookmarkStart w:id="12" w:name="_Toc212481325"/>
-      <w:r>
-        <w:lastRenderedPageBreak/>
-        <w:t>Inocuidad en el plátano y protección sanitaria</w:t>
-      </w:r>
-      <w:bookmarkEnd w:id="12"/>
-    </w:p>
-    <w:p>
-      <w:pPr>
-        <w:rPr>
-          <w:lang w:val="es-419" w:eastAsia="es-CO"/>
-        </w:rPr>
-      </w:pPr>
-      <w:r>
-        <w:rPr>
-          <w:lang w:val="es-419" w:eastAsia="es-CO"/>
-        </w:rPr>
-        <w:t>La inocuidad en el plátano y la protección sanitaria constituyen un eje esencial dentro de las buenas prácticas agrícolas (BPA), ya que garantizan que el fruto llegue al consumidor libre de contaminantes físicos, químicos y biológicos que puedan afectar su salud. Este tema integra medidas técnicas, higiénicas y fitosanitarias orientadas a reducir riesgos durante el ciclo productivo, desde la siembra hasta la poscosecha. La inocuidad no solo responde a las exigencias normativas nacionales e internacionales, sino que también fortalece la competitividad del plátano colombiano en mercados globales, donde los estándares de calidad y seguridad alimentaria son cada vez más rigurosos.</w:t>
-      </w:r>
-    </w:p>
-    <w:p>
-      <w:pPr>
-        <w:rPr>
-          <w:b/>
-          <w:bCs/>
-          <w:lang w:val="es-419" w:eastAsia="es-CO"/>
-        </w:rPr>
-      </w:pPr>
-      <w:r>
-        <w:rPr>
-          <w:b/>
-          <w:bCs/>
-          <w:lang w:val="es-419" w:eastAsia="es-CO"/>
-        </w:rPr>
-        <w:t>Concepto de inocuidad</w:t>
-      </w:r>
-      <w:r>
-        <w:rPr>
-          <w:b/>
-          <w:bCs/>
-          <w:lang w:val="es-419" w:eastAsia="es-CO"/>
-        </w:rPr>
-        <w:tab/>
-      </w:r>
-    </w:p>
-    <w:p>
-      <w:pPr>
-        <w:rPr>
-          <w:lang w:val="es-419" w:eastAsia="es-CO"/>
-        </w:rPr>
-      </w:pPr>
-      <w:r>
-        <w:rPr>
-          <w:lang w:val="es-419" w:eastAsia="es-CO"/>
-        </w:rPr>
-        <w:t>La inocuidad es la garantía de que el plátano no representará riesgos para la salud del consumidor cuando se produce, manipula y transporta bajo condiciones seguras.</w:t>
-      </w:r>
-    </w:p>
-    <w:p>
-      <w:pPr>
-        <w:rPr>
-          <w:lang w:val="es-419" w:eastAsia="es-CO"/>
-        </w:rPr>
-      </w:pPr>
-      <w:r>
-        <w:rPr>
-          <w:lang w:val="es-419" w:eastAsia="es-CO"/>
-        </w:rPr>
-        <w:t>Incluye la prevención de contaminaciones cruzadas y la aplicación de medidas de higiene en todas las fases del proceso agrícola.</w:t>
-      </w:r>
-    </w:p>
-    <w:p>
-      <w:pPr>
-        <w:rPr>
-          <w:lang w:val="es-419" w:eastAsia="es-CO"/>
-        </w:rPr>
-      </w:pPr>
-      <w:r>
-        <w:rPr>
-          <w:b/>
-          <w:bCs/>
-          <w:lang w:val="es-419" w:eastAsia="es-CO"/>
-        </w:rPr>
-        <w:t>Fuentes de riesgo para la inocuidad</w:t>
-      </w:r>
-    </w:p>
-    <w:p>
-      <w:pPr>
-        <w:rPr>
-          <w:lang w:val="es-419" w:eastAsia="es-CO"/>
-        </w:rPr>
-      </w:pPr>
-      <w:r>
-        <w:rPr>
-          <w:lang w:val="es-419" w:eastAsia="es-CO"/>
-        </w:rPr>
-        <w:t>Físicos: piedras, restos de metal o plásticos en el empaque.</w:t>
-      </w:r>
-    </w:p>
-    <w:p>
-      <w:pPr>
-        <w:rPr>
-          <w:lang w:val="es-419" w:eastAsia="es-CO"/>
-        </w:rPr>
-      </w:pPr>
-      <w:r>
-        <w:rPr>
-          <w:lang w:val="es-419" w:eastAsia="es-CO"/>
-        </w:rPr>
-        <w:t>Químicos: residuos de plaguicidas, fertilizantes o desinfectantes mal aplicados.</w:t>
-      </w:r>
-    </w:p>
-    <w:p>
-      <w:pPr>
-        <w:rPr>
-          <w:lang w:val="es-419" w:eastAsia="es-CO"/>
-        </w:rPr>
-      </w:pPr>
-      <w:r>
-        <w:rPr>
-          <w:lang w:val="es-419" w:eastAsia="es-CO"/>
-        </w:rPr>
-        <w:t>Biológicos: bacterias (coliformes), hongos, virus o parásitos transmitidos por agua, suelo o manipulación inadecuada.</w:t>
-      </w:r>
-    </w:p>
-    <w:p>
-      <w:pPr>
-        <w:rPr>
-          <w:lang w:val="es-419" w:eastAsia="es-CO"/>
-        </w:rPr>
-      </w:pPr>
-    </w:p>
-    <w:p>
-      <w:pPr>
-        <w:rPr>
-          <w:b/>
-          <w:bCs/>
-          <w:lang w:val="es-419" w:eastAsia="es-CO"/>
-        </w:rPr>
-      </w:pPr>
-      <w:r>
-        <w:rPr>
-          <w:b/>
-          <w:bCs/>
-          <w:lang w:val="es-419" w:eastAsia="es-CO"/>
-        </w:rPr>
-        <w:lastRenderedPageBreak/>
-        <w:t>Medidas de protección sanitaria en campo</w:t>
-      </w:r>
-    </w:p>
-    <w:p>
-      <w:pPr>
-        <w:rPr>
-          <w:lang w:val="es-419" w:eastAsia="es-CO"/>
-        </w:rPr>
-      </w:pPr>
-      <w:r>
-        <w:rPr>
-          <w:lang w:val="es-419" w:eastAsia="es-CO"/>
-        </w:rPr>
-        <w:t>Uso racional y controlado de agroquímicos, cumpliendo tiempos de carencia y aplicando dosis seguras.</w:t>
-      </w:r>
-    </w:p>
-    <w:p>
-      <w:pPr>
-        <w:rPr>
-          <w:lang w:val="es-419" w:eastAsia="es-CO"/>
-        </w:rPr>
-      </w:pPr>
-      <w:r>
-        <w:rPr>
-          <w:lang w:val="es-419" w:eastAsia="es-CO"/>
-        </w:rPr>
-        <w:t>Manejo sanitario de suelos y aguas, evitando contaminación por aguas residuales o descargas industriales.</w:t>
-      </w:r>
-    </w:p>
-    <w:p>
-      <w:pPr>
-        <w:rPr>
-          <w:lang w:val="es-419" w:eastAsia="es-CO"/>
-        </w:rPr>
-      </w:pPr>
-      <w:r>
-        <w:rPr>
-          <w:lang w:val="es-419" w:eastAsia="es-CO"/>
-        </w:rPr>
-        <w:t>Implementación de Manejo Integrado de Plagas (MIP), priorizando métodos biológicos y culturales sobre los químicos.</w:t>
-      </w:r>
-    </w:p>
-    <w:p>
-      <w:pPr>
-        <w:rPr>
-          <w:lang w:val="es-419" w:eastAsia="es-CO"/>
-        </w:rPr>
-      </w:pPr>
-      <w:r>
-        <w:rPr>
-          <w:lang w:val="es-419" w:eastAsia="es-CO"/>
-        </w:rPr>
-        <w:t>Prácticas de higiene del personal (lavado de manos, uso de ropa limpia y equipos de protección).</w:t>
-      </w:r>
-    </w:p>
-    <w:p>
-      <w:pPr>
-        <w:rPr>
-          <w:b/>
-          <w:bCs/>
-          <w:lang w:val="es-419" w:eastAsia="es-CO"/>
-        </w:rPr>
-      </w:pPr>
-      <w:r>
-        <w:rPr>
-          <w:b/>
-          <w:bCs/>
-          <w:lang w:val="es-419" w:eastAsia="es-CO"/>
-        </w:rPr>
-        <w:t>Medidas de protección sanitaria en poscosecha</w:t>
-      </w:r>
-    </w:p>
-    <w:p>
-      <w:pPr>
-        <w:rPr>
-          <w:lang w:val="es-419" w:eastAsia="es-CO"/>
-        </w:rPr>
-      </w:pPr>
-      <w:r>
-        <w:rPr>
-          <w:lang w:val="es-419" w:eastAsia="es-CO"/>
-        </w:rPr>
-        <w:t>Lavado de frutos con agua limpia y desinfectada.</w:t>
-      </w:r>
-    </w:p>
-    <w:p>
-      <w:pPr>
-        <w:rPr>
-          <w:lang w:val="es-419" w:eastAsia="es-CO"/>
-        </w:rPr>
-      </w:pPr>
-      <w:r>
-        <w:rPr>
-          <w:lang w:val="es-419" w:eastAsia="es-CO"/>
-        </w:rPr>
-        <w:t>Clasificación y selección de plátanos libres de defectos, daños mecánicos o presencia de hongos.</w:t>
-      </w:r>
-    </w:p>
-    <w:p>
-      <w:pPr>
-        <w:rPr>
-          <w:lang w:val="es-419" w:eastAsia="es-CO"/>
-        </w:rPr>
-      </w:pPr>
-      <w:r>
-        <w:rPr>
-          <w:lang w:val="es-419" w:eastAsia="es-CO"/>
-        </w:rPr>
-        <w:t>Uso de materiales de empaque limpios, resistentes y certificados para el contacto con alimentos.</w:t>
-      </w:r>
-    </w:p>
-    <w:p>
-      <w:pPr>
-        <w:rPr>
-          <w:lang w:val="es-419" w:eastAsia="es-CO"/>
-        </w:rPr>
-      </w:pPr>
-      <w:r>
-        <w:rPr>
-          <w:lang w:val="es-419" w:eastAsia="es-CO"/>
-        </w:rPr>
-        <w:t>Transporte en condiciones higiénicas, evitando contaminación cruzada con otras cargas.</w:t>
-      </w:r>
-    </w:p>
-    <w:p>
-      <w:pPr>
-        <w:rPr>
-          <w:lang w:val="es-419" w:eastAsia="es-CO"/>
-        </w:rPr>
-      </w:pPr>
-      <w:r>
-        <w:rPr>
-          <w:b/>
-          <w:bCs/>
-          <w:lang w:val="es-419" w:eastAsia="es-CO"/>
-        </w:rPr>
-        <w:t>Normatividad y certificaciones relacionadas</w:t>
-      </w:r>
-      <w:r>
-        <w:rPr>
-          <w:b/>
-          <w:bCs/>
-          <w:lang w:val="es-419" w:eastAsia="es-CO"/>
-        </w:rPr>
-        <w:tab/>
-      </w:r>
-    </w:p>
-    <w:p>
-      <w:pPr>
-        <w:rPr>
-          <w:lang w:val="es-419" w:eastAsia="es-CO"/>
-        </w:rPr>
-      </w:pPr>
-      <w:r>
-        <w:rPr>
-          <w:lang w:val="es-419" w:eastAsia="es-CO"/>
-        </w:rPr>
-        <w:t>NTC 5400: establece los requisitos de Buenas Prácticas Agrícolas para frutas y hortalizas en Colombia.</w:t>
-      </w:r>
-    </w:p>
-    <w:p>
-      <w:pPr>
-        <w:rPr>
-          <w:lang w:val="es-419" w:eastAsia="es-CO"/>
-        </w:rPr>
-      </w:pPr>
-    </w:p>
-    <w:p>
-      <w:pPr>
-        <w:rPr>
-          <w:lang w:val="es-419" w:eastAsia="es-CO"/>
-        </w:rPr>
-      </w:pPr>
-      <w:r>
-        <w:rPr>
-          <w:lang w:val="es-419" w:eastAsia="es-CO"/>
-        </w:rPr>
-        <w:lastRenderedPageBreak/>
-        <w:t>Resolución ICA 4174 de 2009: reglamenta la producción primaria y certificación de BPA en el país.</w:t>
-      </w:r>
-    </w:p>
-    <w:p>
-      <w:pPr>
-        <w:rPr>
-          <w:lang w:val="es-419" w:eastAsia="es-CO"/>
-        </w:rPr>
-      </w:pPr>
-      <w:r>
-        <w:rPr>
-          <w:rStyle w:val="Extranjerismo"/>
-          <w:lang w:val="es-419" w:eastAsia="es-CO"/>
-        </w:rPr>
-        <w:t>Codex Alimentarius</w:t>
-      </w:r>
-      <w:r>
-        <w:rPr>
-          <w:lang w:val="es-419" w:eastAsia="es-CO"/>
-        </w:rPr>
-        <w:t>: directrices internacionales sobre inocuidad alimentaria.</w:t>
-      </w:r>
-    </w:p>
-    <w:p>
-      <w:pPr>
-        <w:rPr>
-          <w:lang w:val="es-419" w:eastAsia="es-CO"/>
-        </w:rPr>
-      </w:pPr>
-      <w:r>
-        <w:rPr>
-          <w:lang w:val="es-419" w:eastAsia="es-CO"/>
-        </w:rPr>
-        <w:t>Certificaciones como Global</w:t>
-      </w:r>
-      <w:r>
-        <w:rPr>
-          <w:lang w:val="es-419" w:eastAsia="es-CO"/>
-        </w:rPr>
-        <w:t xml:space="preserve"> </w:t>
-      </w:r>
-      <w:r>
-        <w:rPr>
-          <w:lang w:val="es-419" w:eastAsia="es-CO"/>
-        </w:rPr>
-        <w:t>G.A.P., Rainforest Alliance y Fair Trade incluyen criterios de inocuidad y sanidad que fortalecen la competitividad del sector.</w:t>
-      </w:r>
-    </w:p>
-    <w:p>
-      <w:pPr>
-        <w:rPr>
-          <w:b/>
-          <w:bCs/>
-          <w:lang w:val="es-419" w:eastAsia="es-CO"/>
-        </w:rPr>
-      </w:pPr>
-      <w:r>
-        <w:rPr>
-          <w:b/>
-          <w:bCs/>
-          <w:lang w:val="es-419" w:eastAsia="es-CO"/>
-        </w:rPr>
-        <w:t>Beneficios de garantizar inocuidad y sanidad</w:t>
-      </w:r>
-    </w:p>
-    <w:p>
-      <w:pPr>
-        <w:rPr>
-          <w:lang w:val="es-419" w:eastAsia="es-CO"/>
-        </w:rPr>
-      </w:pPr>
-      <w:r>
-        <w:rPr>
-          <w:lang w:val="es-419" w:eastAsia="es-CO"/>
-        </w:rPr>
-        <w:t>Protección de la salud del consumidor.</w:t>
-      </w:r>
-    </w:p>
-    <w:p>
-      <w:pPr>
-        <w:rPr>
-          <w:lang w:val="es-419" w:eastAsia="es-CO"/>
-        </w:rPr>
-      </w:pPr>
-      <w:r>
-        <w:rPr>
-          <w:lang w:val="es-419" w:eastAsia="es-CO"/>
-        </w:rPr>
-        <w:t>Acceso a mercados internacionales que exigen altos estándares de calidad.</w:t>
-      </w:r>
-    </w:p>
-    <w:p>
-      <w:pPr>
-        <w:rPr>
-          <w:lang w:val="es-419" w:eastAsia="es-CO"/>
-        </w:rPr>
-      </w:pPr>
-      <w:r>
-        <w:rPr>
-          <w:lang w:val="es-419" w:eastAsia="es-CO"/>
-        </w:rPr>
-        <w:t>Disminución de pérdidas económicas por rechazo de lotes contaminados.</w:t>
-      </w:r>
-    </w:p>
-    <w:p>
-      <w:pPr>
-        <w:rPr>
-          <w:lang w:val="es-419" w:eastAsia="es-CO"/>
-        </w:rPr>
-      </w:pPr>
-      <w:r>
-        <w:rPr>
-          <w:lang w:val="es-419" w:eastAsia="es-CO"/>
-        </w:rPr>
-        <w:t>Mejora en la imagen y confianza hacia el productor y la cadena de valor del plátano.</w:t>
-      </w:r>
-    </w:p>
-    <w:p>
-      <w:pPr>
-        <w:rPr>
-          <w:lang w:val="es-419" w:eastAsia="es-CO"/>
-        </w:rPr>
-      </w:pPr>
-      <w:r>
-        <w:rPr>
-          <w:lang w:val="es-419" w:eastAsia="es-CO"/>
-        </w:rPr>
-        <w:t>Contribución a la sostenibilidad y responsabilidad social del sector agrícola</w:t>
-      </w:r>
-      <w:r>
-        <w:rPr>
-          <w:lang w:val="es-419" w:eastAsia="es-CO"/>
-        </w:rPr>
-        <w:t>.</w:t>
-      </w:r>
-    </w:p>
-    <w:p>
-      <w:pPr>
         <w:pStyle w:val="Titulosgenerales"/>
       </w:pPr>
-      <w:bookmarkStart w:id="13" w:name="_Toc212481326"/>
+      <w:bookmarkStart w:id="12" w:name="_Toc213161821"/>
       <w:r>
         <w:lastRenderedPageBreak/>
         <w:t>Síntesis</w:t>
       </w:r>
-      <w:bookmarkEnd w:id="13"/>
+      <w:bookmarkEnd w:id="12"/>
       <w:r>
         <w:t xml:space="preserve"> </w:t>
       </w:r>
@@ -9310,7 +8753,6 @@
     </w:p>
     <w:p>
       <w:pPr>
-        <w:ind w:firstLine="0"/>
         <w:rPr>
           <w:lang w:val="es-419" w:eastAsia="es-CO"/>
         </w:rPr>
@@ -9322,10 +8764,10 @@
         </w:rPr>
         <w:lastRenderedPageBreak/>
         <w:drawing>
-          <wp:inline distT="0" distB="0" distL="0" distR="0" wp14:anchorId="0B11CC30" wp14:editId="4A0A8F4D">
-            <wp:extent cx="6332220" cy="7571105"/>
+          <wp:inline distT="0" distB="0" distL="0" distR="0" wp14:anchorId="49353BF6" wp14:editId="1DB22513">
+            <wp:extent cx="5776477" cy="6347637"/>
             <wp:effectExtent l="0" t="0" r="0" b="0"/>
-            <wp:docPr id="9" name="Imagen 9" descr="Las buenas prácticas agrícolas en la cosecha y poscosecha del plátano buscan asegurar calidad y competitividad mediante una recolección en el punto óptimo, manejo cuidadoso, saneamiento, limpieza, desinfección y trazabilidad del producto. "/>
+            <wp:docPr id="1" name="Imagen 1" descr="Las buenas prácticas agrícolas en la cosecha y poscosecha del plátano buscan asegurar calidad y competitividad mediante una recolección en el punto óptimo, manejo cuidadoso, saneamiento, limpieza, desinfección y trazabilidad del producto. "/>
             <wp:cNvGraphicFramePr>
               <a:graphicFrameLocks xmlns:a="http://schemas.openxmlformats.org/drawingml/2006/main" noChangeAspect="1"/>
             </wp:cNvGraphicFramePr>
@@ -9333,11 +8775,11 @@
               <a:graphicData uri="http://schemas.openxmlformats.org/drawingml/2006/picture">
                 <pic:pic xmlns:pic="http://schemas.openxmlformats.org/drawingml/2006/picture">
                   <pic:nvPicPr>
-                    <pic:cNvPr id="9" name="Imagen 9" descr="Las buenas prácticas agrícolas en la cosecha y poscosecha del plátano buscan asegurar calidad y competitividad mediante una recolección en el punto óptimo, manejo cuidadoso, saneamiento, limpieza, desinfección y trazabilidad del producto. "/>
+                    <pic:cNvPr id="1" name="Imagen 1" descr="Las buenas prácticas agrícolas en la cosecha y poscosecha del plátano buscan asegurar calidad y competitividad mediante una recolección en el punto óptimo, manejo cuidadoso, saneamiento, limpieza, desinfección y trazabilidad del producto. "/>
                     <pic:cNvPicPr/>
                   </pic:nvPicPr>
                   <pic:blipFill>
-                    <a:blip r:embed="rId16">
+                    <a:blip r:embed="rId16" cstate="print">
                       <a:extLst>
                         <a:ext uri="{28A0092B-C50C-407E-A947-70E740481C1C}">
                           <a14:useLocalDpi xmlns:a14="http://schemas.microsoft.com/office/drawing/2010/main" val="0"/>
@@ -9351,7 +8793,7 @@
                   <pic:spPr>
                     <a:xfrm>
                       <a:off x="0" y="0"/>
-                      <a:ext cx="6332220" cy="7571105"/>
+                      <a:ext cx="5778905" cy="6350305"/>
                     </a:xfrm>
                     <a:prstGeom prst="rect">
                       <a:avLst/>
@@ -9366,14 +8808,22 @@
     </w:p>
     <w:p>
       <w:pPr>
+        <w:ind w:firstLine="0"/>
+        <w:rPr>
+          <w:lang w:val="es-419" w:eastAsia="es-CO"/>
+        </w:rPr>
+      </w:pPr>
+    </w:p>
+    <w:p>
+      <w:pPr>
         <w:pStyle w:val="Titulosgenerales"/>
       </w:pPr>
-      <w:bookmarkStart w:id="14" w:name="_Toc212481327"/>
+      <w:bookmarkStart w:id="13" w:name="_Toc213161822"/>
       <w:r>
         <w:lastRenderedPageBreak/>
         <w:t>Glosario</w:t>
       </w:r>
-      <w:bookmarkEnd w:id="14"/>
+      <w:bookmarkEnd w:id="13"/>
     </w:p>
     <w:p>
       <w:pPr>
@@ -9671,12 +9121,12 @@
       <w:pPr>
         <w:pStyle w:val="Titulosgenerales"/>
       </w:pPr>
-      <w:bookmarkStart w:id="15" w:name="_Toc212481328"/>
+      <w:bookmarkStart w:id="14" w:name="_Toc213161823"/>
       <w:r>
         <w:lastRenderedPageBreak/>
         <w:t>Material complementario</w:t>
       </w:r>
-      <w:bookmarkEnd w:id="15"/>
+      <w:bookmarkEnd w:id="14"/>
     </w:p>
     <w:tbl>
       <w:tblPr>
@@ -9997,12 +9447,12 @@
       <w:pPr>
         <w:pStyle w:val="Titulosgenerales"/>
       </w:pPr>
-      <w:bookmarkStart w:id="16" w:name="_Toc212481329"/>
+      <w:bookmarkStart w:id="15" w:name="_Toc213161824"/>
       <w:r>
         <w:lastRenderedPageBreak/>
         <w:t>Referencias bibliográficas</w:t>
       </w:r>
-      <w:bookmarkEnd w:id="16"/>
+      <w:bookmarkEnd w:id="15"/>
       <w:r>
         <w:t xml:space="preserve"> </w:t>
       </w:r>
@@ -10299,12 +9749,12 @@
       <w:pPr>
         <w:pStyle w:val="Titulosgenerales"/>
       </w:pPr>
-      <w:bookmarkStart w:id="17" w:name="_Toc212481330"/>
+      <w:bookmarkStart w:id="16" w:name="_Toc213161825"/>
       <w:r>
         <w:lastRenderedPageBreak/>
         <w:t>Créditos</w:t>
       </w:r>
-      <w:bookmarkEnd w:id="17"/>
+      <w:bookmarkEnd w:id="16"/>
     </w:p>
     <w:tbl>
       <w:tblPr>
@@ -17705,21 +17155,6 @@
 </file>
 
 <file path=customXml/item1.xml><?xml version="1.0" encoding="utf-8"?>
-<b:Sources xmlns:b="http://schemas.openxmlformats.org/officeDocument/2006/bibliography" xmlns="http://schemas.openxmlformats.org/officeDocument/2006/bibliography" SelectedStyle="\APASixthEditionOfficeOnline.xsl" StyleName="APA" Version="6"/>
-</file>
-
-<file path=customXml/item2.xml><?xml version="1.0" encoding="utf-8"?>
-<p:properties xmlns:p="http://schemas.microsoft.com/office/2006/metadata/properties" xmlns:xsi="http://www.w3.org/2001/XMLSchema-instance" xmlns:pc="http://schemas.microsoft.com/office/infopath/2007/PartnerControls">
-  <documentManagement>
-    <TaxCatchAll xmlns="adccf511-daff-4bcb-9072-914cedbf4c7e" xsi:nil="true"/>
-    <lcf76f155ced4ddcb4097134ff3c332f xmlns="a70d3c18-0869-45a1-9f75-4b4b8f0f32be">
-      <Terms xmlns="http://schemas.microsoft.com/office/infopath/2007/PartnerControls"/>
-    </lcf76f155ced4ddcb4097134ff3c332f>
-  </documentManagement>
-</p:properties>
-</file>
-
-<file path=customXml/item3.xml><?xml version="1.0" encoding="utf-8"?>
 <ct:contentTypeSchema xmlns:ct="http://schemas.microsoft.com/office/2006/metadata/contentType" xmlns:ma="http://schemas.microsoft.com/office/2006/metadata/properties/metaAttributes" ct:_="" ma:_="" ma:contentTypeName="Documento" ma:contentTypeID="0x010100FC2B1768DD5A774EB396CCAB0DE361C1" ma:contentTypeVersion="12" ma:contentTypeDescription="Crear nuevo documento." ma:contentTypeScope="" ma:versionID="73bbb3c317121ea3087ce0564dba81cf">
   <xsd:schema xmlns:xsd="http://www.w3.org/2001/XMLSchema" xmlns:xs="http://www.w3.org/2001/XMLSchema" xmlns:p="http://schemas.microsoft.com/office/2006/metadata/properties" xmlns:ns2="a70d3c18-0869-45a1-9f75-4b4b8f0f32be" xmlns:ns3="adccf511-daff-4bcb-9072-914cedbf4c7e" targetNamespace="http://schemas.microsoft.com/office/2006/metadata/properties" ma:root="true" ma:fieldsID="89b5199a66abea40ca7ec6b263fc5e35" ns2:_="" ns3:_="">
     <xsd:import namespace="a70d3c18-0869-45a1-9f75-4b4b8f0f32be"/>
@@ -17920,7 +17355,7 @@
 </ct:contentTypeSchema>
 </file>
 
-<file path=customXml/item4.xml><?xml version="1.0" encoding="utf-8"?>
+<file path=customXml/item2.xml><?xml version="1.0" encoding="utf-8"?>
 <?mso-contentType ?>
 <FormTemplates xmlns="http://schemas.microsoft.com/sharepoint/v3/contenttype/forms">
   <Display>DocumentLibraryForm</Display>
@@ -17929,26 +17364,22 @@
 </FormTemplates>
 </file>
 
-<file path=customXml/itemProps1.xml><?xml version="1.0" encoding="utf-8"?>
-<ds:datastoreItem xmlns:ds="http://schemas.openxmlformats.org/officeDocument/2006/customXml" ds:itemID="{E8AB44A3-7C62-4BD2-82ED-8ABC209970FA}">
-  <ds:schemaRefs>
-    <ds:schemaRef ds:uri="http://schemas.openxmlformats.org/officeDocument/2006/bibliography"/>
-  </ds:schemaRefs>
-</ds:datastoreItem>
+<file path=customXml/item3.xml><?xml version="1.0" encoding="utf-8"?>
+<b:Sources xmlns:b="http://schemas.openxmlformats.org/officeDocument/2006/bibliography" xmlns="http://schemas.openxmlformats.org/officeDocument/2006/bibliography" SelectedStyle="\APASixthEditionOfficeOnline.xsl" StyleName="APA" Version="6"/>
 </file>
 
-<file path=customXml/itemProps2.xml><?xml version="1.0" encoding="utf-8"?>
-<ds:datastoreItem xmlns:ds="http://schemas.openxmlformats.org/officeDocument/2006/customXml" ds:itemID="{6929C9FE-9F22-4B98-96EF-1B541B3BD0B2}">
-  <ds:schemaRefs>
-    <ds:schemaRef ds:uri="http://schemas.microsoft.com/office/2006/metadata/properties"/>
-    <ds:schemaRef ds:uri="http://schemas.microsoft.com/office/infopath/2007/PartnerControls"/>
-    <ds:schemaRef ds:uri="adccf511-daff-4bcb-9072-914cedbf4c7e"/>
-    <ds:schemaRef ds:uri="a70d3c18-0869-45a1-9f75-4b4b8f0f32be"/>
-  </ds:schemaRefs>
-</ds:datastoreItem>
+<file path=customXml/item4.xml><?xml version="1.0" encoding="utf-8"?>
+<p:properties xmlns:p="http://schemas.microsoft.com/office/2006/metadata/properties" xmlns:xsi="http://www.w3.org/2001/XMLSchema-instance" xmlns:pc="http://schemas.microsoft.com/office/infopath/2007/PartnerControls">
+  <documentManagement>
+    <TaxCatchAll xmlns="adccf511-daff-4bcb-9072-914cedbf4c7e" xsi:nil="true"/>
+    <lcf76f155ced4ddcb4097134ff3c332f xmlns="a70d3c18-0869-45a1-9f75-4b4b8f0f32be">
+      <Terms xmlns="http://schemas.microsoft.com/office/infopath/2007/PartnerControls"/>
+    </lcf76f155ced4ddcb4097134ff3c332f>
+  </documentManagement>
+</p:properties>
 </file>
 
-<file path=customXml/itemProps3.xml><?xml version="1.0" encoding="utf-8"?>
+<file path=customXml/itemProps1.xml><?xml version="1.0" encoding="utf-8"?>
 <ds:datastoreItem xmlns:ds="http://schemas.openxmlformats.org/officeDocument/2006/customXml" ds:itemID="{7EE1AA4F-8463-4E8E-96D2-84AA11824880}">
   <ds:schemaRefs>
     <ds:schemaRef ds:uri="http://schemas.microsoft.com/office/2006/metadata/contentType"/>
@@ -17967,10 +17398,29 @@
 </ds:datastoreItem>
 </file>
 
-<file path=customXml/itemProps4.xml><?xml version="1.0" encoding="utf-8"?>
+<file path=customXml/itemProps2.xml><?xml version="1.0" encoding="utf-8"?>
 <ds:datastoreItem xmlns:ds="http://schemas.openxmlformats.org/officeDocument/2006/customXml" ds:itemID="{81CBDEC1-3B00-44ED-AD36-0268077980BA}">
   <ds:schemaRefs>
     <ds:schemaRef ds:uri="http://schemas.microsoft.com/sharepoint/v3/contenttype/forms"/>
   </ds:schemaRefs>
 </ds:datastoreItem>
+</file>
+
+<file path=customXml/itemProps3.xml><?xml version="1.0" encoding="utf-8"?>
+<ds:datastoreItem xmlns:ds="http://schemas.openxmlformats.org/officeDocument/2006/customXml" ds:itemID="{E8AB44A3-7C62-4BD2-82ED-8ABC209970FA}">
+  <ds:schemaRefs>
+    <ds:schemaRef ds:uri="http://schemas.openxmlformats.org/officeDocument/2006/bibliography"/>
+  </ds:schemaRefs>
+</ds:datastoreItem>
+</file>
+
+<file path=customXml/itemProps4.xml><?xml version="1.0" encoding="utf-8"?>
+<ds:datastoreItem xmlns:ds="http://schemas.openxmlformats.org/officeDocument/2006/customXml" ds:itemID="{6929C9FE-9F22-4B98-96EF-1B541B3BD0B2}">
+  <ds:schemaRefs>
+    <ds:schemaRef ds:uri="http://schemas.microsoft.com/office/2006/metadata/properties"/>
+    <ds:schemaRef ds:uri="http://schemas.microsoft.com/office/infopath/2007/PartnerControls"/>
+    <ds:schemaRef ds:uri="adccf511-daff-4bcb-9072-914cedbf4c7e"/>
+    <ds:schemaRef ds:uri="a70d3c18-0869-45a1-9f75-4b4b8f0f32be"/>
+  </ds:schemaRefs>
+</ds:datastoreItem>
 </file>
--- a/fuentes/CFA2_73311548_DU.docx
+++ b/fuentes/CFA2_73311548_DU.docx
@@ -85,7 +85,7 @@
               </wp:anchor>
             </w:drawing>
           </mc:Choice>
-          <mc:Fallback xmlns:w16sdtfl="http://schemas.microsoft.com/office/word/2024/wordml/sdtformatlock" xmlns:w16du="http://schemas.microsoft.com/office/word/2023/wordml/word16du" xmlns:oel="http://schemas.microsoft.com/office/2019/extlst">
+          <mc:Fallback xmlns:oel="http://schemas.microsoft.com/office/2019/extlst" xmlns:w16du="http://schemas.microsoft.com/office/word/2023/wordml/word16du" xmlns:w16sdtfl="http://schemas.microsoft.com/office/word/2024/wordml/sdtformatlock">
             <w:pict>
               <v:rect w14:anchorId="4E7873B1" id="Rectángulo 3" o:spid="_x0000_s1026" alt="&quot;&quot;" style="position:absolute;margin-left:-54pt;margin-top:31.65pt;width:613.85pt;height:204pt;z-index:-251655168;visibility:visible;mso-wrap-style:square;mso-height-percent:0;mso-wrap-distance-left:9pt;mso-wrap-distance-top:0;mso-wrap-distance-right:9pt;mso-wrap-distance-bottom:0;mso-position-horizontal:absolute;mso-position-horizontal-relative:text;mso-position-vertical:absolute;mso-position-vertical-relative:text;mso-height-percent:0;mso-height-relative:margin;v-text-anchor:middle" o:gfxdata="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" fillcolor="#00314d" stroked="f" strokeweight="1pt"/>
             </w:pict>
@@ -8764,10 +8764,10 @@
         </w:rPr>
         <w:lastRenderedPageBreak/>
         <w:drawing>
-          <wp:inline distT="0" distB="0" distL="0" distR="0" wp14:anchorId="49353BF6" wp14:editId="1DB22513">
-            <wp:extent cx="5776477" cy="6347637"/>
-            <wp:effectExtent l="0" t="0" r="0" b="0"/>
-            <wp:docPr id="1" name="Imagen 1" descr="Las buenas prácticas agrícolas en la cosecha y poscosecha del plátano buscan asegurar calidad y competitividad mediante una recolección en el punto óptimo, manejo cuidadoso, saneamiento, limpieza, desinfección y trazabilidad del producto. "/>
+          <wp:inline distT="0" distB="0" distL="0" distR="0" wp14:anchorId="336F371F" wp14:editId="1FF06F58">
+            <wp:extent cx="5898098" cy="5911702"/>
+            <wp:effectExtent l="0" t="0" r="7620" b="0"/>
+            <wp:docPr id="2" name="Imagen 2" descr="Las buenas prácticas agrícolas en la cosecha y poscosecha del plátano buscan asegurar calidad y competitividad mediante una recolección en el punto óptimo, manejo cuidadoso, saneamiento, limpieza, desinfección y trazabilidad del producto. "/>
             <wp:cNvGraphicFramePr>
               <a:graphicFrameLocks xmlns:a="http://schemas.openxmlformats.org/drawingml/2006/main" noChangeAspect="1"/>
             </wp:cNvGraphicFramePr>
@@ -8775,11 +8775,11 @@
               <a:graphicData uri="http://schemas.openxmlformats.org/drawingml/2006/picture">
                 <pic:pic xmlns:pic="http://schemas.openxmlformats.org/drawingml/2006/picture">
                   <pic:nvPicPr>
-                    <pic:cNvPr id="1" name="Imagen 1" descr="Las buenas prácticas agrícolas en la cosecha y poscosecha del plátano buscan asegurar calidad y competitividad mediante una recolección en el punto óptimo, manejo cuidadoso, saneamiento, limpieza, desinfección y trazabilidad del producto. "/>
+                    <pic:cNvPr id="2" name="Imagen 2" descr="Las buenas prácticas agrícolas en la cosecha y poscosecha del plátano buscan asegurar calidad y competitividad mediante una recolección en el punto óptimo, manejo cuidadoso, saneamiento, limpieza, desinfección y trazabilidad del producto. "/>
                     <pic:cNvPicPr/>
                   </pic:nvPicPr>
                   <pic:blipFill>
-                    <a:blip r:embed="rId16" cstate="print">
+                    <a:blip r:embed="rId16">
                       <a:extLst>
                         <a:ext uri="{28A0092B-C50C-407E-A947-70E740481C1C}">
                           <a14:useLocalDpi xmlns:a14="http://schemas.microsoft.com/office/drawing/2010/main" val="0"/>
@@ -8793,7 +8793,7 @@
                   <pic:spPr>
                     <a:xfrm>
                       <a:off x="0" y="0"/>
-                      <a:ext cx="5778905" cy="6350305"/>
+                      <a:ext cx="5903800" cy="5917417"/>
                     </a:xfrm>
                     <a:prstGeom prst="rect">
                       <a:avLst/>
@@ -8805,6 +8805,13 @@
           </wp:inline>
         </w:drawing>
       </w:r>
+    </w:p>
+    <w:p>
+      <w:pPr>
+        <w:rPr>
+          <w:lang w:val="es-419" w:eastAsia="es-CO"/>
+        </w:rPr>
+      </w:pPr>
     </w:p>
     <w:p>
       <w:pPr>
@@ -17155,6 +17162,30 @@
 </file>
 
 <file path=customXml/item1.xml><?xml version="1.0" encoding="utf-8"?>
+<p:properties xmlns:p="http://schemas.microsoft.com/office/2006/metadata/properties" xmlns:xsi="http://www.w3.org/2001/XMLSchema-instance" xmlns:pc="http://schemas.microsoft.com/office/infopath/2007/PartnerControls">
+  <documentManagement>
+    <TaxCatchAll xmlns="adccf511-daff-4bcb-9072-914cedbf4c7e" xsi:nil="true"/>
+    <lcf76f155ced4ddcb4097134ff3c332f xmlns="a70d3c18-0869-45a1-9f75-4b4b8f0f32be">
+      <Terms xmlns="http://schemas.microsoft.com/office/infopath/2007/PartnerControls"/>
+    </lcf76f155ced4ddcb4097134ff3c332f>
+  </documentManagement>
+</p:properties>
+</file>
+
+<file path=customXml/item2.xml><?xml version="1.0" encoding="utf-8"?>
+<b:Sources xmlns:b="http://schemas.openxmlformats.org/officeDocument/2006/bibliography" xmlns="http://schemas.openxmlformats.org/officeDocument/2006/bibliography" SelectedStyle="\APASixthEditionOfficeOnline.xsl" StyleName="APA" Version="6"/>
+</file>
+
+<file path=customXml/item3.xml><?xml version="1.0" encoding="utf-8"?>
+<?mso-contentType ?>
+<FormTemplates xmlns="http://schemas.microsoft.com/sharepoint/v3/contenttype/forms">
+  <Display>DocumentLibraryForm</Display>
+  <Edit>DocumentLibraryForm</Edit>
+  <New>DocumentLibraryForm</New>
+</FormTemplates>
+</file>
+
+<file path=customXml/item4.xml><?xml version="1.0" encoding="utf-8"?>
 <ct:contentTypeSchema xmlns:ct="http://schemas.microsoft.com/office/2006/metadata/contentType" xmlns:ma="http://schemas.microsoft.com/office/2006/metadata/properties/metaAttributes" ct:_="" ma:_="" ma:contentTypeName="Documento" ma:contentTypeID="0x010100FC2B1768DD5A774EB396CCAB0DE361C1" ma:contentTypeVersion="12" ma:contentTypeDescription="Crear nuevo documento." ma:contentTypeScope="" ma:versionID="73bbb3c317121ea3087ce0564dba81cf">
   <xsd:schema xmlns:xsd="http://www.w3.org/2001/XMLSchema" xmlns:xs="http://www.w3.org/2001/XMLSchema" xmlns:p="http://schemas.microsoft.com/office/2006/metadata/properties" xmlns:ns2="a70d3c18-0869-45a1-9f75-4b4b8f0f32be" xmlns:ns3="adccf511-daff-4bcb-9072-914cedbf4c7e" targetNamespace="http://schemas.microsoft.com/office/2006/metadata/properties" ma:root="true" ma:fieldsID="89b5199a66abea40ca7ec6b263fc5e35" ns2:_="" ns3:_="">
     <xsd:import namespace="a70d3c18-0869-45a1-9f75-4b4b8f0f32be"/>
@@ -17355,31 +17386,34 @@
 </ct:contentTypeSchema>
 </file>
 
-<file path=customXml/item2.xml><?xml version="1.0" encoding="utf-8"?>
-<?mso-contentType ?>
-<FormTemplates xmlns="http://schemas.microsoft.com/sharepoint/v3/contenttype/forms">
-  <Display>DocumentLibraryForm</Display>
-  <Edit>DocumentLibraryForm</Edit>
-  <New>DocumentLibraryForm</New>
-</FormTemplates>
+<file path=customXml/itemProps1.xml><?xml version="1.0" encoding="utf-8"?>
+<ds:datastoreItem xmlns:ds="http://schemas.openxmlformats.org/officeDocument/2006/customXml" ds:itemID="{6929C9FE-9F22-4B98-96EF-1B541B3BD0B2}">
+  <ds:schemaRefs>
+    <ds:schemaRef ds:uri="http://schemas.microsoft.com/office/2006/metadata/properties"/>
+    <ds:schemaRef ds:uri="http://schemas.microsoft.com/office/infopath/2007/PartnerControls"/>
+    <ds:schemaRef ds:uri="adccf511-daff-4bcb-9072-914cedbf4c7e"/>
+    <ds:schemaRef ds:uri="a70d3c18-0869-45a1-9f75-4b4b8f0f32be"/>
+  </ds:schemaRefs>
+</ds:datastoreItem>
 </file>
 
-<file path=customXml/item3.xml><?xml version="1.0" encoding="utf-8"?>
-<b:Sources xmlns:b="http://schemas.openxmlformats.org/officeDocument/2006/bibliography" xmlns="http://schemas.openxmlformats.org/officeDocument/2006/bibliography" SelectedStyle="\APASixthEditionOfficeOnline.xsl" StyleName="APA" Version="6"/>
+<file path=customXml/itemProps2.xml><?xml version="1.0" encoding="utf-8"?>
+<ds:datastoreItem xmlns:ds="http://schemas.openxmlformats.org/officeDocument/2006/customXml" ds:itemID="{E8AB44A3-7C62-4BD2-82ED-8ABC209970FA}">
+  <ds:schemaRefs>
+    <ds:schemaRef ds:uri="http://schemas.openxmlformats.org/officeDocument/2006/bibliography"/>
+  </ds:schemaRefs>
+</ds:datastoreItem>
 </file>
 
-<file path=customXml/item4.xml><?xml version="1.0" encoding="utf-8"?>
-<p:properties xmlns:p="http://schemas.microsoft.com/office/2006/metadata/properties" xmlns:xsi="http://www.w3.org/2001/XMLSchema-instance" xmlns:pc="http://schemas.microsoft.com/office/infopath/2007/PartnerControls">
-  <documentManagement>
-    <TaxCatchAll xmlns="adccf511-daff-4bcb-9072-914cedbf4c7e" xsi:nil="true"/>
-    <lcf76f155ced4ddcb4097134ff3c332f xmlns="a70d3c18-0869-45a1-9f75-4b4b8f0f32be">
-      <Terms xmlns="http://schemas.microsoft.com/office/infopath/2007/PartnerControls"/>
-    </lcf76f155ced4ddcb4097134ff3c332f>
-  </documentManagement>
-</p:properties>
+<file path=customXml/itemProps3.xml><?xml version="1.0" encoding="utf-8"?>
+<ds:datastoreItem xmlns:ds="http://schemas.openxmlformats.org/officeDocument/2006/customXml" ds:itemID="{81CBDEC1-3B00-44ED-AD36-0268077980BA}">
+  <ds:schemaRefs>
+    <ds:schemaRef ds:uri="http://schemas.microsoft.com/sharepoint/v3/contenttype/forms"/>
+  </ds:schemaRefs>
+</ds:datastoreItem>
 </file>
 
-<file path=customXml/itemProps1.xml><?xml version="1.0" encoding="utf-8"?>
+<file path=customXml/itemProps4.xml><?xml version="1.0" encoding="utf-8"?>
 <ds:datastoreItem xmlns:ds="http://schemas.openxmlformats.org/officeDocument/2006/customXml" ds:itemID="{7EE1AA4F-8463-4E8E-96D2-84AA11824880}">
   <ds:schemaRefs>
     <ds:schemaRef ds:uri="http://schemas.microsoft.com/office/2006/metadata/contentType"/>
@@ -17396,31 +17430,4 @@
     <ds:schemaRef ds:uri="http://schemas.microsoft.com/internal/obd"/>
   </ds:schemaRefs>
 </ds:datastoreItem>
-</file>
-
-<file path=customXml/itemProps2.xml><?xml version="1.0" encoding="utf-8"?>
-<ds:datastoreItem xmlns:ds="http://schemas.openxmlformats.org/officeDocument/2006/customXml" ds:itemID="{81CBDEC1-3B00-44ED-AD36-0268077980BA}">
-  <ds:schemaRefs>
-    <ds:schemaRef ds:uri="http://schemas.microsoft.com/sharepoint/v3/contenttype/forms"/>
-  </ds:schemaRefs>
-</ds:datastoreItem>
-</file>
-
-<file path=customXml/itemProps3.xml><?xml version="1.0" encoding="utf-8"?>
-<ds:datastoreItem xmlns:ds="http://schemas.openxmlformats.org/officeDocument/2006/customXml" ds:itemID="{E8AB44A3-7C62-4BD2-82ED-8ABC209970FA}">
-  <ds:schemaRefs>
-    <ds:schemaRef ds:uri="http://schemas.openxmlformats.org/officeDocument/2006/bibliography"/>
-  </ds:schemaRefs>
-</ds:datastoreItem>
-</file>
-
-<file path=customXml/itemProps4.xml><?xml version="1.0" encoding="utf-8"?>
-<ds:datastoreItem xmlns:ds="http://schemas.openxmlformats.org/officeDocument/2006/customXml" ds:itemID="{6929C9FE-9F22-4B98-96EF-1B541B3BD0B2}">
-  <ds:schemaRefs>
-    <ds:schemaRef ds:uri="http://schemas.microsoft.com/office/2006/metadata/properties"/>
-    <ds:schemaRef ds:uri="http://schemas.microsoft.com/office/infopath/2007/PartnerControls"/>
-    <ds:schemaRef ds:uri="adccf511-daff-4bcb-9072-914cedbf4c7e"/>
-    <ds:schemaRef ds:uri="a70d3c18-0869-45a1-9f75-4b4b8f0f32be"/>
-  </ds:schemaRefs>
-</ds:datastoreItem>
 </file>
--- a/fuentes/CFA2_73311548_DU.docx
+++ b/fuentes/CFA2_73311548_DU.docx
@@ -1,6 +1,6 @@
 
 <file path=word/document.xml><?xml version="1.0" encoding="utf-8"?>
-<w:document xmlns:wpc="http://schemas.microsoft.com/office/word/2010/wordprocessingCanvas" xmlns:cx="http://schemas.microsoft.com/office/drawing/2014/chartex" xmlns:cx1="http://schemas.microsoft.com/office/drawing/2015/9/8/chartex" xmlns:cx2="http://schemas.microsoft.com/office/drawing/2015/10/21/chartex" xmlns:cx3="http://schemas.microsoft.com/office/drawing/2016/5/9/chartex" xmlns:cx4="http://schemas.microsoft.com/office/drawing/2016/5/10/chartex" xmlns:cx5="http://schemas.microsoft.com/office/drawing/2016/5/11/chartex" xmlns:cx6="http://schemas.microsoft.com/office/drawing/2016/5/12/chartex" xmlns:cx7="http://schemas.microsoft.com/office/drawing/2016/5/13/chartex" xmlns:cx8="http://schemas.microsoft.com/office/drawing/2016/5/14/chartex" xmlns:mc="http://schemas.openxmlformats.org/markup-compatibility/2006" xmlns:aink="http://schemas.microsoft.com/office/drawing/2016/ink" xmlns:am3d="http://schemas.microsoft.com/office/drawing/2017/model3d" xmlns:o="urn:schemas-microsoft-com:office:office" xmlns:r="http://schemas.openxmlformats.org/officeDocument/2006/relationships" xmlns:m="http://schemas.openxmlformats.org/officeDocument/2006/math" xmlns:v="urn:schemas-microsoft-com:vml" xmlns:wp14="http://schemas.microsoft.com/office/word/2010/wordprocessingDrawing" xmlns:wp="http://schemas.openxmlformats.org/drawingml/2006/wordprocessingDrawing" xmlns:w10="urn:schemas-microsoft-com:office:word" xmlns:w="http://schemas.openxmlformats.org/wordprocessingml/2006/main" xmlns:w14="http://schemas.microsoft.com/office/word/2010/wordml" xmlns:w15="http://schemas.microsoft.com/office/word/2012/wordml" xmlns:w16cex="http://schemas.microsoft.com/office/word/2018/wordml/cex" xmlns:w16cid="http://schemas.microsoft.com/office/word/2016/wordml/cid" xmlns:w16="http://schemas.microsoft.com/office/word/2018/wordml" xmlns:w16sdtdh="http://schemas.microsoft.com/office/word/2020/wordml/sdtdatahash" xmlns:w16se="http://schemas.microsoft.com/office/word/2015/wordml/symex" xmlns:wpg="http://schemas.microsoft.com/office/word/2010/wordprocessingGroup" xmlns:wpi="http://schemas.microsoft.com/office/word/2010/wordprocessingInk" xmlns:wne="http://schemas.microsoft.com/office/word/2006/wordml" xmlns:wps="http://schemas.microsoft.com/office/word/2010/wordprocessingShape" mc:Ignorable="w14 w15 w16se w16cid w16 w16cex w16sdtdh wp14">
+<w:document xmlns:wpc="http://schemas.microsoft.com/office/word/2010/wordprocessingCanvas" xmlns:cx="http://schemas.microsoft.com/office/drawing/2014/chartex" xmlns:cx1="http://schemas.microsoft.com/office/drawing/2015/9/8/chartex" xmlns:cx2="http://schemas.microsoft.com/office/drawing/2015/10/21/chartex" xmlns:cx3="http://schemas.microsoft.com/office/drawing/2016/5/9/chartex" xmlns:cx4="http://schemas.microsoft.com/office/drawing/2016/5/10/chartex" xmlns:cx5="http://schemas.microsoft.com/office/drawing/2016/5/11/chartex" xmlns:cx6="http://schemas.microsoft.com/office/drawing/2016/5/12/chartex" xmlns:cx7="http://schemas.microsoft.com/office/drawing/2016/5/13/chartex" xmlns:cx8="http://schemas.microsoft.com/office/drawing/2016/5/14/chartex" xmlns:mc="http://schemas.openxmlformats.org/markup-compatibility/2006" xmlns:aink="http://schemas.microsoft.com/office/drawing/2016/ink" xmlns:am3d="http://schemas.microsoft.com/office/drawing/2017/model3d" xmlns:o="urn:schemas-microsoft-com:office:office" xmlns:oel="http://schemas.microsoft.com/office/2019/extlst" xmlns:r="http://schemas.openxmlformats.org/officeDocument/2006/relationships" xmlns:m="http://schemas.openxmlformats.org/officeDocument/2006/math" xmlns:v="urn:schemas-microsoft-com:vml" xmlns:wp14="http://schemas.microsoft.com/office/word/2010/wordprocessingDrawing" xmlns:wp="http://schemas.openxmlformats.org/drawingml/2006/wordprocessingDrawing" xmlns:w10="urn:schemas-microsoft-com:office:word" xmlns:w="http://schemas.openxmlformats.org/wordprocessingml/2006/main" xmlns:w14="http://schemas.microsoft.com/office/word/2010/wordml" xmlns:w15="http://schemas.microsoft.com/office/word/2012/wordml" xmlns:w16cex="http://schemas.microsoft.com/office/word/2018/wordml/cex" xmlns:w16cid="http://schemas.microsoft.com/office/word/2016/wordml/cid" xmlns:w16="http://schemas.microsoft.com/office/word/2018/wordml" xmlns:w16du="http://schemas.microsoft.com/office/word/2023/wordml/word16du" xmlns:w16sdtdh="http://schemas.microsoft.com/office/word/2020/wordml/sdtdatahash" xmlns:w16sdtfl="http://schemas.microsoft.com/office/word/2024/wordml/sdtformatlock" xmlns:w16se="http://schemas.microsoft.com/office/word/2015/wordml/symex" xmlns:wpg="http://schemas.microsoft.com/office/word/2010/wordprocessingGroup" xmlns:wpi="http://schemas.microsoft.com/office/word/2010/wordprocessingInk" xmlns:wne="http://schemas.microsoft.com/office/word/2006/wordml" xmlns:wps="http://schemas.microsoft.com/office/word/2010/wordprocessingShape" mc:Ignorable="w14 w15 w16se w16cid w16 w16cex w16sdtdh w16sdtfl w16du wp14">
   <w:body>
     <w:p>
       <w:pPr>
@@ -85,7 +85,7 @@
               </wp:anchor>
             </w:drawing>
           </mc:Choice>
-          <mc:Fallback xmlns:oel="http://schemas.microsoft.com/office/2019/extlst" xmlns:w16du="http://schemas.microsoft.com/office/word/2023/wordml/word16du" xmlns:w16sdtfl="http://schemas.microsoft.com/office/word/2024/wordml/sdtformatlock">
+          <mc:Fallback>
             <w:pict>
               <v:rect w14:anchorId="4E7873B1" id="Rectángulo 3" o:spid="_x0000_s1026" alt="&quot;&quot;" style="position:absolute;margin-left:-54pt;margin-top:31.65pt;width:613.85pt;height:204pt;z-index:-251655168;visibility:visible;mso-wrap-style:square;mso-height-percent:0;mso-wrap-distance-left:9pt;mso-wrap-distance-top:0;mso-wrap-distance-right:9pt;mso-wrap-distance-bottom:0;mso-position-horizontal:absolute;mso-position-horizontal-relative:text;mso-position-vertical:absolute;mso-position-vertical-relative:text;mso-height-percent:0;mso-height-relative:margin;v-text-anchor:middle" o:gfxdata="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" fillcolor="#00314d" stroked="f" strokeweight="1pt"/>
             </w:pict>
@@ -3439,62 +3439,30 @@
         </w:rPr>
         <w:t>Picudo negro (</w:t>
       </w:r>
-      <w:proofErr w:type="spellStart"/>
       <w:r>
         <w:rPr>
           <w:rStyle w:val="Extranjerismo"/>
           <w:lang w:val="es-419" w:eastAsia="es-CO"/>
         </w:rPr>
-        <w:t>Cosmopolites</w:t>
-      </w:r>
-      <w:proofErr w:type="spellEnd"/>
-      <w:r>
-        <w:rPr>
-          <w:rStyle w:val="Extranjerismo"/>
+        <w:t>Cosmopolites sordidus</w:t>
+      </w:r>
+      <w:r>
+        <w:rPr>
+          <w:lang w:val="es-419" w:eastAsia="es-CO"/>
+        </w:rPr>
+        <w:t>):</w:t>
+      </w:r>
+      <w:r>
+        <w:rPr>
           <w:lang w:val="es-419" w:eastAsia="es-CO"/>
         </w:rPr>
         <w:t xml:space="preserve"> </w:t>
       </w:r>
-      <w:proofErr w:type="spellStart"/>
-      <w:r>
-        <w:rPr>
-          <w:rStyle w:val="Extranjerismo"/>
-          <w:lang w:val="es-419" w:eastAsia="es-CO"/>
-        </w:rPr>
-        <w:t>sordidus</w:t>
-      </w:r>
-      <w:proofErr w:type="spellEnd"/>
-      <w:r>
-        <w:rPr>
-          <w:lang w:val="es-419" w:eastAsia="es-CO"/>
-        </w:rPr>
-        <w:t>):</w:t>
-      </w:r>
-      <w:r>
-        <w:rPr>
-          <w:lang w:val="es-419" w:eastAsia="es-CO"/>
-        </w:rPr>
-        <w:t xml:space="preserve"> </w:t>
-      </w:r>
-      <w:r>
-        <w:rPr>
-          <w:lang w:val="es-419" w:eastAsia="es-CO"/>
-        </w:rPr>
-        <w:t xml:space="preserve">insecto barrenador del </w:t>
-      </w:r>
-      <w:proofErr w:type="spellStart"/>
-      <w:r>
-        <w:rPr>
-          <w:lang w:val="es-419" w:eastAsia="es-CO"/>
-        </w:rPr>
-        <w:t>pseudotallao</w:t>
-      </w:r>
-      <w:proofErr w:type="spellEnd"/>
-      <w:r>
-        <w:rPr>
-          <w:lang w:val="es-419" w:eastAsia="es-CO"/>
-        </w:rPr>
-        <w:t xml:space="preserve"> </w:t>
+      <w:r>
+        <w:rPr>
+          <w:lang w:val="es-419" w:eastAsia="es-CO"/>
+        </w:rPr>
+        <w:t xml:space="preserve">insecto barrenador del pseudotallao </w:t>
       </w:r>
       <w:r>
         <w:rPr>
@@ -3526,15 +3494,13 @@
         </w:rPr>
         <w:t>Nematodos (</w:t>
       </w:r>
-      <w:proofErr w:type="spellStart"/>
       <w:r>
         <w:rPr>
           <w:rStyle w:val="Extranjerismo"/>
           <w:lang w:val="es-419" w:eastAsia="es-CO"/>
         </w:rPr>
-        <w:t>Radopholus</w:t>
-      </w:r>
-      <w:proofErr w:type="spellEnd"/>
+        <w:t>Radopholus simils,</w:t>
+      </w:r>
       <w:r>
         <w:rPr>
           <w:rStyle w:val="Extranjerismo"/>
@@ -3542,54 +3508,13 @@
         </w:rPr>
         <w:t xml:space="preserve"> </w:t>
       </w:r>
-      <w:proofErr w:type="spellStart"/>
       <w:r>
         <w:rPr>
           <w:rStyle w:val="Extranjerismo"/>
           <w:lang w:val="es-419" w:eastAsia="es-CO"/>
         </w:rPr>
-        <w:t>simils</w:t>
-      </w:r>
-      <w:proofErr w:type="spellEnd"/>
-      <w:r>
-        <w:rPr>
-          <w:rStyle w:val="Extranjerismo"/>
-          <w:lang w:val="es-419" w:eastAsia="es-CO"/>
-        </w:rPr>
-        <w:t>,</w:t>
-      </w:r>
-      <w:r>
-        <w:rPr>
-          <w:rStyle w:val="Extranjerismo"/>
-          <w:lang w:val="es-419" w:eastAsia="es-CO"/>
-        </w:rPr>
-        <w:t xml:space="preserve"> </w:t>
-      </w:r>
-      <w:proofErr w:type="spellStart"/>
-      <w:r>
-        <w:rPr>
-          <w:rStyle w:val="Extranjerismo"/>
-          <w:lang w:val="es-419" w:eastAsia="es-CO"/>
-        </w:rPr>
-        <w:t>Helicotylenchus</w:t>
-      </w:r>
-      <w:proofErr w:type="spellEnd"/>
-      <w:r>
-        <w:rPr>
-          <w:rStyle w:val="Extranjerismo"/>
-          <w:lang w:val="es-419" w:eastAsia="es-CO"/>
-        </w:rPr>
-        <w:t xml:space="preserve"> </w:t>
-      </w:r>
-      <w:proofErr w:type="spellStart"/>
-      <w:r>
-        <w:rPr>
-          <w:rStyle w:val="Extranjerismo"/>
-          <w:lang w:val="es-419" w:eastAsia="es-CO"/>
-        </w:rPr>
-        <w:t>spp</w:t>
-      </w:r>
-      <w:proofErr w:type="spellEnd"/>
+        <w:t>Helicotylenchus spp</w:t>
+      </w:r>
       <w:r>
         <w:rPr>
           <w:lang w:val="es-419" w:eastAsia="es-CO"/>
@@ -4113,7 +4038,23 @@
                 <w:sz w:val="28"/>
                 <w:szCs w:val="28"/>
               </w:rPr>
-              <w:t>El color amarillo se acentúa y el pecúndulo sigue verde.</w:t>
+              <w:t xml:space="preserve">El color amarillo se acentúa y el </w:t>
+            </w:r>
+            <w:r>
+              <w:rPr>
+                <w:rFonts w:asciiTheme="minorHAnsi" w:hAnsiTheme="minorHAnsi" w:cstheme="minorHAnsi"/>
+                <w:sz w:val="28"/>
+                <w:szCs w:val="28"/>
+              </w:rPr>
+              <w:t>pedúnculo</w:t>
+            </w:r>
+            <w:r>
+              <w:rPr>
+                <w:rFonts w:asciiTheme="minorHAnsi" w:hAnsiTheme="minorHAnsi" w:cstheme="minorHAnsi"/>
+                <w:sz w:val="28"/>
+                <w:szCs w:val="28"/>
+              </w:rPr>
+              <w:t xml:space="preserve"> sigue verde.</w:t>
             </w:r>
           </w:p>
         </w:tc>
@@ -10738,7 +10679,7 @@
 </file>
 
 <file path=word/endnotes.xml><?xml version="1.0" encoding="utf-8"?>
-<w:endnotes xmlns:wpc="http://schemas.microsoft.com/office/word/2010/wordprocessingCanvas" xmlns:cx="http://schemas.microsoft.com/office/drawing/2014/chartex" xmlns:cx1="http://schemas.microsoft.com/office/drawing/2015/9/8/chartex" xmlns:cx2="http://schemas.microsoft.com/office/drawing/2015/10/21/chartex" xmlns:cx3="http://schemas.microsoft.com/office/drawing/2016/5/9/chartex" xmlns:cx4="http://schemas.microsoft.com/office/drawing/2016/5/10/chartex" xmlns:cx5="http://schemas.microsoft.com/office/drawing/2016/5/11/chartex" xmlns:cx6="http://schemas.microsoft.com/office/drawing/2016/5/12/chartex" xmlns:cx7="http://schemas.microsoft.com/office/drawing/2016/5/13/chartex" xmlns:cx8="http://schemas.microsoft.com/office/drawing/2016/5/14/chartex" xmlns:mc="http://schemas.openxmlformats.org/markup-compatibility/2006" xmlns:aink="http://schemas.microsoft.com/office/drawing/2016/ink" xmlns:am3d="http://schemas.microsoft.com/office/drawing/2017/model3d" xmlns:o="urn:schemas-microsoft-com:office:office" xmlns:r="http://schemas.openxmlformats.org/officeDocument/2006/relationships" xmlns:m="http://schemas.openxmlformats.org/officeDocument/2006/math" xmlns:v="urn:schemas-microsoft-com:vml" xmlns:wp14="http://schemas.microsoft.com/office/word/2010/wordprocessingDrawing" xmlns:wp="http://schemas.openxmlformats.org/drawingml/2006/wordprocessingDrawing" xmlns:w10="urn:schemas-microsoft-com:office:word" xmlns:w="http://schemas.openxmlformats.org/wordprocessingml/2006/main" xmlns:w14="http://schemas.microsoft.com/office/word/2010/wordml" xmlns:w15="http://schemas.microsoft.com/office/word/2012/wordml" xmlns:w16cex="http://schemas.microsoft.com/office/word/2018/wordml/cex" xmlns:w16cid="http://schemas.microsoft.com/office/word/2016/wordml/cid" xmlns:w16="http://schemas.microsoft.com/office/word/2018/wordml" xmlns:w16sdtdh="http://schemas.microsoft.com/office/word/2020/wordml/sdtdatahash" xmlns:w16se="http://schemas.microsoft.com/office/word/2015/wordml/symex" xmlns:wpg="http://schemas.microsoft.com/office/word/2010/wordprocessingGroup" xmlns:wpi="http://schemas.microsoft.com/office/word/2010/wordprocessingInk" xmlns:wne="http://schemas.microsoft.com/office/word/2006/wordml" xmlns:wps="http://schemas.microsoft.com/office/word/2010/wordprocessingShape" mc:Ignorable="w14 w15 w16se w16cid w16 w16cex w16sdtdh wp14">
+<w:endnotes xmlns:wpc="http://schemas.microsoft.com/office/word/2010/wordprocessingCanvas" xmlns:cx="http://schemas.microsoft.com/office/drawing/2014/chartex" xmlns:cx1="http://schemas.microsoft.com/office/drawing/2015/9/8/chartex" xmlns:cx2="http://schemas.microsoft.com/office/drawing/2015/10/21/chartex" xmlns:cx3="http://schemas.microsoft.com/office/drawing/2016/5/9/chartex" xmlns:cx4="http://schemas.microsoft.com/office/drawing/2016/5/10/chartex" xmlns:cx5="http://schemas.microsoft.com/office/drawing/2016/5/11/chartex" xmlns:cx6="http://schemas.microsoft.com/office/drawing/2016/5/12/chartex" xmlns:cx7="http://schemas.microsoft.com/office/drawing/2016/5/13/chartex" xmlns:cx8="http://schemas.microsoft.com/office/drawing/2016/5/14/chartex" xmlns:mc="http://schemas.openxmlformats.org/markup-compatibility/2006" xmlns:aink="http://schemas.microsoft.com/office/drawing/2016/ink" xmlns:am3d="http://schemas.microsoft.com/office/drawing/2017/model3d" xmlns:o="urn:schemas-microsoft-com:office:office" xmlns:oel="http://schemas.microsoft.com/office/2019/extlst" xmlns:r="http://schemas.openxmlformats.org/officeDocument/2006/relationships" xmlns:m="http://schemas.openxmlformats.org/officeDocument/2006/math" xmlns:v="urn:schemas-microsoft-com:vml" xmlns:wp14="http://schemas.microsoft.com/office/word/2010/wordprocessingDrawing" xmlns:wp="http://schemas.openxmlformats.org/drawingml/2006/wordprocessingDrawing" xmlns:w10="urn:schemas-microsoft-com:office:word" xmlns:w="http://schemas.openxmlformats.org/wordprocessingml/2006/main" xmlns:w14="http://schemas.microsoft.com/office/word/2010/wordml" xmlns:w15="http://schemas.microsoft.com/office/word/2012/wordml" xmlns:w16cex="http://schemas.microsoft.com/office/word/2018/wordml/cex" xmlns:w16cid="http://schemas.microsoft.com/office/word/2016/wordml/cid" xmlns:w16="http://schemas.microsoft.com/office/word/2018/wordml" xmlns:w16du="http://schemas.microsoft.com/office/word/2023/wordml/word16du" xmlns:w16sdtdh="http://schemas.microsoft.com/office/word/2020/wordml/sdtdatahash" xmlns:w16sdtfl="http://schemas.microsoft.com/office/word/2024/wordml/sdtformatlock" xmlns:w16se="http://schemas.microsoft.com/office/word/2015/wordml/symex" xmlns:wpg="http://schemas.microsoft.com/office/word/2010/wordprocessingGroup" xmlns:wpi="http://schemas.microsoft.com/office/word/2010/wordprocessingInk" xmlns:wne="http://schemas.microsoft.com/office/word/2006/wordml" xmlns:wps="http://schemas.microsoft.com/office/word/2010/wordprocessingShape" mc:Ignorable="w14 w15 w16se w16cid w16 w16cex w16sdtdh w16sdtfl w16du wp14">
   <w:endnote w:type="separator" w:id="-1">
     <w:p>
       <w:pPr>
@@ -10763,7 +10704,7 @@
 </file>
 
 <file path=word/footer1.xml><?xml version="1.0" encoding="utf-8"?>
-<w:ftr xmlns:wpc="http://schemas.microsoft.com/office/word/2010/wordprocessingCanvas" xmlns:cx="http://schemas.microsoft.com/office/drawing/2014/chartex" xmlns:cx1="http://schemas.microsoft.com/office/drawing/2015/9/8/chartex" xmlns:cx2="http://schemas.microsoft.com/office/drawing/2015/10/21/chartex" xmlns:cx3="http://schemas.microsoft.com/office/drawing/2016/5/9/chartex" xmlns:cx4="http://schemas.microsoft.com/office/drawing/2016/5/10/chartex" xmlns:cx5="http://schemas.microsoft.com/office/drawing/2016/5/11/chartex" xmlns:cx6="http://schemas.microsoft.com/office/drawing/2016/5/12/chartex" xmlns:cx7="http://schemas.microsoft.com/office/drawing/2016/5/13/chartex" xmlns:cx8="http://schemas.microsoft.com/office/drawing/2016/5/14/chartex" xmlns:mc="http://schemas.openxmlformats.org/markup-compatibility/2006" xmlns:aink="http://schemas.microsoft.com/office/drawing/2016/ink" xmlns:am3d="http://schemas.microsoft.com/office/drawing/2017/model3d" xmlns:o="urn:schemas-microsoft-com:office:office" xmlns:r="http://schemas.openxmlformats.org/officeDocument/2006/relationships" xmlns:m="http://schemas.openxmlformats.org/officeDocument/2006/math" xmlns:v="urn:schemas-microsoft-com:vml" xmlns:wp14="http://schemas.microsoft.com/office/word/2010/wordprocessingDrawing" xmlns:wp="http://schemas.openxmlformats.org/drawingml/2006/wordprocessingDrawing" xmlns:w10="urn:schemas-microsoft-com:office:word" xmlns:w="http://schemas.openxmlformats.org/wordprocessingml/2006/main" xmlns:w14="http://schemas.microsoft.com/office/word/2010/wordml" xmlns:w15="http://schemas.microsoft.com/office/word/2012/wordml" xmlns:w16cex="http://schemas.microsoft.com/office/word/2018/wordml/cex" xmlns:w16cid="http://schemas.microsoft.com/office/word/2016/wordml/cid" xmlns:w16="http://schemas.microsoft.com/office/word/2018/wordml" xmlns:w16sdtdh="http://schemas.microsoft.com/office/word/2020/wordml/sdtdatahash" xmlns:w16se="http://schemas.microsoft.com/office/word/2015/wordml/symex" xmlns:wpg="http://schemas.microsoft.com/office/word/2010/wordprocessingGroup" xmlns:wpi="http://schemas.microsoft.com/office/word/2010/wordprocessingInk" xmlns:wne="http://schemas.microsoft.com/office/word/2006/wordml" xmlns:wps="http://schemas.microsoft.com/office/word/2010/wordprocessingShape" mc:Ignorable="w14 w15 w16se w16cid w16 w16cex w16sdtdh wp14">
+<w:ftr xmlns:wpc="http://schemas.microsoft.com/office/word/2010/wordprocessingCanvas" xmlns:cx="http://schemas.microsoft.com/office/drawing/2014/chartex" xmlns:cx1="http://schemas.microsoft.com/office/drawing/2015/9/8/chartex" xmlns:cx2="http://schemas.microsoft.com/office/drawing/2015/10/21/chartex" xmlns:cx3="http://schemas.microsoft.com/office/drawing/2016/5/9/chartex" xmlns:cx4="http://schemas.microsoft.com/office/drawing/2016/5/10/chartex" xmlns:cx5="http://schemas.microsoft.com/office/drawing/2016/5/11/chartex" xmlns:cx6="http://schemas.microsoft.com/office/drawing/2016/5/12/chartex" xmlns:cx7="http://schemas.microsoft.com/office/drawing/2016/5/13/chartex" xmlns:cx8="http://schemas.microsoft.com/office/drawing/2016/5/14/chartex" xmlns:mc="http://schemas.openxmlformats.org/markup-compatibility/2006" xmlns:aink="http://schemas.microsoft.com/office/drawing/2016/ink" xmlns:am3d="http://schemas.microsoft.com/office/drawing/2017/model3d" xmlns:o="urn:schemas-microsoft-com:office:office" xmlns:oel="http://schemas.microsoft.com/office/2019/extlst" xmlns:r="http://schemas.openxmlformats.org/officeDocument/2006/relationships" xmlns:m="http://schemas.openxmlformats.org/officeDocument/2006/math" xmlns:v="urn:schemas-microsoft-com:vml" xmlns:wp14="http://schemas.microsoft.com/office/word/2010/wordprocessingDrawing" xmlns:wp="http://schemas.openxmlformats.org/drawingml/2006/wordprocessingDrawing" xmlns:w10="urn:schemas-microsoft-com:office:word" xmlns:w="http://schemas.openxmlformats.org/wordprocessingml/2006/main" xmlns:w14="http://schemas.microsoft.com/office/word/2010/wordml" xmlns:w15="http://schemas.microsoft.com/office/word/2012/wordml" xmlns:w16cex="http://schemas.microsoft.com/office/word/2018/wordml/cex" xmlns:w16cid="http://schemas.microsoft.com/office/word/2016/wordml/cid" xmlns:w16="http://schemas.microsoft.com/office/word/2018/wordml" xmlns:w16du="http://schemas.microsoft.com/office/word/2023/wordml/word16du" xmlns:w16sdtdh="http://schemas.microsoft.com/office/word/2020/wordml/sdtdatahash" xmlns:w16sdtfl="http://schemas.microsoft.com/office/word/2024/wordml/sdtformatlock" xmlns:w16se="http://schemas.microsoft.com/office/word/2015/wordml/symex" xmlns:wpg="http://schemas.microsoft.com/office/word/2010/wordprocessingGroup" xmlns:wpi="http://schemas.microsoft.com/office/word/2010/wordprocessingInk" xmlns:wne="http://schemas.microsoft.com/office/word/2006/wordml" xmlns:wps="http://schemas.microsoft.com/office/word/2010/wordprocessingShape" mc:Ignorable="w14 w15 w16se w16cid w16 w16cex w16sdtdh w16sdtfl w16du wp14">
   <w:sdt>
     <w:sdtPr>
       <w:id w:val="-701017035"/>
@@ -10772,7 +10713,6 @@
         <w:docPartUnique/>
       </w:docPartObj>
     </w:sdtPr>
-    <w:sdtEndPr/>
     <w:sdtContent>
       <w:p>
         <w:pPr>
@@ -10791,7 +10731,7 @@
 </file>
 
 <file path=word/footer2.xml><?xml version="1.0" encoding="utf-8"?>
-<w:ftr xmlns:wpc="http://schemas.microsoft.com/office/word/2010/wordprocessingCanvas" xmlns:cx="http://schemas.microsoft.com/office/drawing/2014/chartex" xmlns:cx1="http://schemas.microsoft.com/office/drawing/2015/9/8/chartex" xmlns:cx2="http://schemas.microsoft.com/office/drawing/2015/10/21/chartex" xmlns:cx3="http://schemas.microsoft.com/office/drawing/2016/5/9/chartex" xmlns:cx4="http://schemas.microsoft.com/office/drawing/2016/5/10/chartex" xmlns:cx5="http://schemas.microsoft.com/office/drawing/2016/5/11/chartex" xmlns:cx6="http://schemas.microsoft.com/office/drawing/2016/5/12/chartex" xmlns:cx7="http://schemas.microsoft.com/office/drawing/2016/5/13/chartex" xmlns:cx8="http://schemas.microsoft.com/office/drawing/2016/5/14/chartex" xmlns:mc="http://schemas.openxmlformats.org/markup-compatibility/2006" xmlns:aink="http://schemas.microsoft.com/office/drawing/2016/ink" xmlns:am3d="http://schemas.microsoft.com/office/drawing/2017/model3d" xmlns:o="urn:schemas-microsoft-com:office:office" xmlns:r="http://schemas.openxmlformats.org/officeDocument/2006/relationships" xmlns:m="http://schemas.openxmlformats.org/officeDocument/2006/math" xmlns:v="urn:schemas-microsoft-com:vml" xmlns:wp14="http://schemas.microsoft.com/office/word/2010/wordprocessingDrawing" xmlns:wp="http://schemas.openxmlformats.org/drawingml/2006/wordprocessingDrawing" xmlns:w10="urn:schemas-microsoft-com:office:word" xmlns:w="http://schemas.openxmlformats.org/wordprocessingml/2006/main" xmlns:w14="http://schemas.microsoft.com/office/word/2010/wordml" xmlns:w15="http://schemas.microsoft.com/office/word/2012/wordml" xmlns:w16cex="http://schemas.microsoft.com/office/word/2018/wordml/cex" xmlns:w16cid="http://schemas.microsoft.com/office/word/2016/wordml/cid" xmlns:w16="http://schemas.microsoft.com/office/word/2018/wordml" xmlns:w16sdtdh="http://schemas.microsoft.com/office/word/2020/wordml/sdtdatahash" xmlns:w16se="http://schemas.microsoft.com/office/word/2015/wordml/symex" xmlns:wpg="http://schemas.microsoft.com/office/word/2010/wordprocessingGroup" xmlns:wpi="http://schemas.microsoft.com/office/word/2010/wordprocessingInk" xmlns:wne="http://schemas.microsoft.com/office/word/2006/wordml" xmlns:wps="http://schemas.microsoft.com/office/word/2010/wordprocessingShape" mc:Ignorable="w14 w15 w16se w16cid w16 w16cex w16sdtdh wp14">
+<w:ftr xmlns:wpc="http://schemas.microsoft.com/office/word/2010/wordprocessingCanvas" xmlns:cx="http://schemas.microsoft.com/office/drawing/2014/chartex" xmlns:cx1="http://schemas.microsoft.com/office/drawing/2015/9/8/chartex" xmlns:cx2="http://schemas.microsoft.com/office/drawing/2015/10/21/chartex" xmlns:cx3="http://schemas.microsoft.com/office/drawing/2016/5/9/chartex" xmlns:cx4="http://schemas.microsoft.com/office/drawing/2016/5/10/chartex" xmlns:cx5="http://schemas.microsoft.com/office/drawing/2016/5/11/chartex" xmlns:cx6="http://schemas.microsoft.com/office/drawing/2016/5/12/chartex" xmlns:cx7="http://schemas.microsoft.com/office/drawing/2016/5/13/chartex" xmlns:cx8="http://schemas.microsoft.com/office/drawing/2016/5/14/chartex" xmlns:mc="http://schemas.openxmlformats.org/markup-compatibility/2006" xmlns:aink="http://schemas.microsoft.com/office/drawing/2016/ink" xmlns:am3d="http://schemas.microsoft.com/office/drawing/2017/model3d" xmlns:o="urn:schemas-microsoft-com:office:office" xmlns:oel="http://schemas.microsoft.com/office/2019/extlst" xmlns:r="http://schemas.openxmlformats.org/officeDocument/2006/relationships" xmlns:m="http://schemas.openxmlformats.org/officeDocument/2006/math" xmlns:v="urn:schemas-microsoft-com:vml" xmlns:wp14="http://schemas.microsoft.com/office/word/2010/wordprocessingDrawing" xmlns:wp="http://schemas.openxmlformats.org/drawingml/2006/wordprocessingDrawing" xmlns:w10="urn:schemas-microsoft-com:office:word" xmlns:w="http://schemas.openxmlformats.org/wordprocessingml/2006/main" xmlns:w14="http://schemas.microsoft.com/office/word/2010/wordml" xmlns:w15="http://schemas.microsoft.com/office/word/2012/wordml" xmlns:w16cex="http://schemas.microsoft.com/office/word/2018/wordml/cex" xmlns:w16cid="http://schemas.microsoft.com/office/word/2016/wordml/cid" xmlns:w16="http://schemas.microsoft.com/office/word/2018/wordml" xmlns:w16du="http://schemas.microsoft.com/office/word/2023/wordml/word16du" xmlns:w16sdtdh="http://schemas.microsoft.com/office/word/2020/wordml/sdtdatahash" xmlns:w16sdtfl="http://schemas.microsoft.com/office/word/2024/wordml/sdtformatlock" xmlns:w16se="http://schemas.microsoft.com/office/word/2015/wordml/symex" xmlns:wpg="http://schemas.microsoft.com/office/word/2010/wordprocessingGroup" xmlns:wpi="http://schemas.microsoft.com/office/word/2010/wordprocessingInk" xmlns:wne="http://schemas.microsoft.com/office/word/2006/wordml" xmlns:wps="http://schemas.microsoft.com/office/word/2010/wordprocessingShape" mc:Ignorable="w14 w15 w16se w16cid w16 w16cex w16sdtdh w16sdtfl w16du wp14">
   <w:sdt>
     <w:sdtPr>
       <w:id w:val="-1465197936"/>
@@ -10800,7 +10740,6 @@
         <w:docPartUnique/>
       </w:docPartObj>
     </w:sdtPr>
-    <w:sdtEndPr/>
     <w:sdtContent>
       <w:p>
         <w:pPr>
@@ -10958,7 +10897,7 @@
 </file>
 
 <file path=word/footnotes.xml><?xml version="1.0" encoding="utf-8"?>
-<w:footnotes xmlns:wpc="http://schemas.microsoft.com/office/word/2010/wordprocessingCanvas" xmlns:cx="http://schemas.microsoft.com/office/drawing/2014/chartex" xmlns:cx1="http://schemas.microsoft.com/office/drawing/2015/9/8/chartex" xmlns:cx2="http://schemas.microsoft.com/office/drawing/2015/10/21/chartex" xmlns:cx3="http://schemas.microsoft.com/office/drawing/2016/5/9/chartex" xmlns:cx4="http://schemas.microsoft.com/office/drawing/2016/5/10/chartex" xmlns:cx5="http://schemas.microsoft.com/office/drawing/2016/5/11/chartex" xmlns:cx6="http://schemas.microsoft.com/office/drawing/2016/5/12/chartex" xmlns:cx7="http://schemas.microsoft.com/office/drawing/2016/5/13/chartex" xmlns:cx8="http://schemas.microsoft.com/office/drawing/2016/5/14/chartex" xmlns:mc="http://schemas.openxmlformats.org/markup-compatibility/2006" xmlns:aink="http://schemas.microsoft.com/office/drawing/2016/ink" xmlns:am3d="http://schemas.microsoft.com/office/drawing/2017/model3d" xmlns:o="urn:schemas-microsoft-com:office:office" xmlns:r="http://schemas.openxmlformats.org/officeDocument/2006/relationships" xmlns:m="http://schemas.openxmlformats.org/officeDocument/2006/math" xmlns:v="urn:schemas-microsoft-com:vml" xmlns:wp14="http://schemas.microsoft.com/office/word/2010/wordprocessingDrawing" xmlns:wp="http://schemas.openxmlformats.org/drawingml/2006/wordprocessingDrawing" xmlns:w10="urn:schemas-microsoft-com:office:word" xmlns:w="http://schemas.openxmlformats.org/wordprocessingml/2006/main" xmlns:w14="http://schemas.microsoft.com/office/word/2010/wordml" xmlns:w15="http://schemas.microsoft.com/office/word/2012/wordml" xmlns:w16cex="http://schemas.microsoft.com/office/word/2018/wordml/cex" xmlns:w16cid="http://schemas.microsoft.com/office/word/2016/wordml/cid" xmlns:w16="http://schemas.microsoft.com/office/word/2018/wordml" xmlns:w16sdtdh="http://schemas.microsoft.com/office/word/2020/wordml/sdtdatahash" xmlns:w16se="http://schemas.microsoft.com/office/word/2015/wordml/symex" xmlns:wpg="http://schemas.microsoft.com/office/word/2010/wordprocessingGroup" xmlns:wpi="http://schemas.microsoft.com/office/word/2010/wordprocessingInk" xmlns:wne="http://schemas.microsoft.com/office/word/2006/wordml" xmlns:wps="http://schemas.microsoft.com/office/word/2010/wordprocessingShape" mc:Ignorable="w14 w15 w16se w16cid w16 w16cex w16sdtdh wp14">
+<w:footnotes xmlns:wpc="http://schemas.microsoft.com/office/word/2010/wordprocessingCanvas" xmlns:cx="http://schemas.microsoft.com/office/drawing/2014/chartex" xmlns:cx1="http://schemas.microsoft.com/office/drawing/2015/9/8/chartex" xmlns:cx2="http://schemas.microsoft.com/office/drawing/2015/10/21/chartex" xmlns:cx3="http://schemas.microsoft.com/office/drawing/2016/5/9/chartex" xmlns:cx4="http://schemas.microsoft.com/office/drawing/2016/5/10/chartex" xmlns:cx5="http://schemas.microsoft.com/office/drawing/2016/5/11/chartex" xmlns:cx6="http://schemas.microsoft.com/office/drawing/2016/5/12/chartex" xmlns:cx7="http://schemas.microsoft.com/office/drawing/2016/5/13/chartex" xmlns:cx8="http://schemas.microsoft.com/office/drawing/2016/5/14/chartex" xmlns:mc="http://schemas.openxmlformats.org/markup-compatibility/2006" xmlns:aink="http://schemas.microsoft.com/office/drawing/2016/ink" xmlns:am3d="http://schemas.microsoft.com/office/drawing/2017/model3d" xmlns:o="urn:schemas-microsoft-com:office:office" xmlns:oel="http://schemas.microsoft.com/office/2019/extlst" xmlns:r="http://schemas.openxmlformats.org/officeDocument/2006/relationships" xmlns:m="http://schemas.openxmlformats.org/officeDocument/2006/math" xmlns:v="urn:schemas-microsoft-com:vml" xmlns:wp14="http://schemas.microsoft.com/office/word/2010/wordprocessingDrawing" xmlns:wp="http://schemas.openxmlformats.org/drawingml/2006/wordprocessingDrawing" xmlns:w10="urn:schemas-microsoft-com:office:word" xmlns:w="http://schemas.openxmlformats.org/wordprocessingml/2006/main" xmlns:w14="http://schemas.microsoft.com/office/word/2010/wordml" xmlns:w15="http://schemas.microsoft.com/office/word/2012/wordml" xmlns:w16cex="http://schemas.microsoft.com/office/word/2018/wordml/cex" xmlns:w16cid="http://schemas.microsoft.com/office/word/2016/wordml/cid" xmlns:w16="http://schemas.microsoft.com/office/word/2018/wordml" xmlns:w16du="http://schemas.microsoft.com/office/word/2023/wordml/word16du" xmlns:w16sdtdh="http://schemas.microsoft.com/office/word/2020/wordml/sdtdatahash" xmlns:w16sdtfl="http://schemas.microsoft.com/office/word/2024/wordml/sdtformatlock" xmlns:w16se="http://schemas.microsoft.com/office/word/2015/wordml/symex" xmlns:wpg="http://schemas.microsoft.com/office/word/2010/wordprocessingGroup" xmlns:wpi="http://schemas.microsoft.com/office/word/2010/wordprocessingInk" xmlns:wne="http://schemas.microsoft.com/office/word/2006/wordml" xmlns:wps="http://schemas.microsoft.com/office/word/2010/wordprocessingShape" mc:Ignorable="w14 w15 w16se w16cid w16 w16cex w16sdtdh w16sdtfl w16du wp14">
   <w:footnote w:type="separator" w:id="-1">
     <w:p>
       <w:pPr>
@@ -10983,7 +10922,7 @@
 </file>
 
 <file path=word/header1.xml><?xml version="1.0" encoding="utf-8"?>
-<w:hdr xmlns:wpc="http://schemas.microsoft.com/office/word/2010/wordprocessingCanvas" xmlns:cx="http://schemas.microsoft.com/office/drawing/2014/chartex" xmlns:cx1="http://schemas.microsoft.com/office/drawing/2015/9/8/chartex" xmlns:cx2="http://schemas.microsoft.com/office/drawing/2015/10/21/chartex" xmlns:cx3="http://schemas.microsoft.com/office/drawing/2016/5/9/chartex" xmlns:cx4="http://schemas.microsoft.com/office/drawing/2016/5/10/chartex" xmlns:cx5="http://schemas.microsoft.com/office/drawing/2016/5/11/chartex" xmlns:cx6="http://schemas.microsoft.com/office/drawing/2016/5/12/chartex" xmlns:cx7="http://schemas.microsoft.com/office/drawing/2016/5/13/chartex" xmlns:cx8="http://schemas.microsoft.com/office/drawing/2016/5/14/chartex" xmlns:mc="http://schemas.openxmlformats.org/markup-compatibility/2006" xmlns:aink="http://schemas.microsoft.com/office/drawing/2016/ink" xmlns:am3d="http://schemas.microsoft.com/office/drawing/2017/model3d" xmlns:o="urn:schemas-microsoft-com:office:office" xmlns:r="http://schemas.openxmlformats.org/officeDocument/2006/relationships" xmlns:m="http://schemas.openxmlformats.org/officeDocument/2006/math" xmlns:v="urn:schemas-microsoft-com:vml" xmlns:wp14="http://schemas.microsoft.com/office/word/2010/wordprocessingDrawing" xmlns:wp="http://schemas.openxmlformats.org/drawingml/2006/wordprocessingDrawing" xmlns:w10="urn:schemas-microsoft-com:office:word" xmlns:w="http://schemas.openxmlformats.org/wordprocessingml/2006/main" xmlns:w14="http://schemas.microsoft.com/office/word/2010/wordml" xmlns:w15="http://schemas.microsoft.com/office/word/2012/wordml" xmlns:w16cex="http://schemas.microsoft.com/office/word/2018/wordml/cex" xmlns:w16cid="http://schemas.microsoft.com/office/word/2016/wordml/cid" xmlns:w16="http://schemas.microsoft.com/office/word/2018/wordml" xmlns:w16sdtdh="http://schemas.microsoft.com/office/word/2020/wordml/sdtdatahash" xmlns:w16se="http://schemas.microsoft.com/office/word/2015/wordml/symex" xmlns:wpg="http://schemas.microsoft.com/office/word/2010/wordprocessingGroup" xmlns:wpi="http://schemas.microsoft.com/office/word/2010/wordprocessingInk" xmlns:wne="http://schemas.microsoft.com/office/word/2006/wordml" xmlns:wps="http://schemas.microsoft.com/office/word/2010/wordprocessingShape" mc:Ignorable="w14 w15 w16se w16cid w16 w16cex w16sdtdh wp14">
+<w:hdr xmlns:wpc="http://schemas.microsoft.com/office/word/2010/wordprocessingCanvas" xmlns:cx="http://schemas.microsoft.com/office/drawing/2014/chartex" xmlns:cx1="http://schemas.microsoft.com/office/drawing/2015/9/8/chartex" xmlns:cx2="http://schemas.microsoft.com/office/drawing/2015/10/21/chartex" xmlns:cx3="http://schemas.microsoft.com/office/drawing/2016/5/9/chartex" xmlns:cx4="http://schemas.microsoft.com/office/drawing/2016/5/10/chartex" xmlns:cx5="http://schemas.microsoft.com/office/drawing/2016/5/11/chartex" xmlns:cx6="http://schemas.microsoft.com/office/drawing/2016/5/12/chartex" xmlns:cx7="http://schemas.microsoft.com/office/drawing/2016/5/13/chartex" xmlns:cx8="http://schemas.microsoft.com/office/drawing/2016/5/14/chartex" xmlns:mc="http://schemas.openxmlformats.org/markup-compatibility/2006" xmlns:aink="http://schemas.microsoft.com/office/drawing/2016/ink" xmlns:am3d="http://schemas.microsoft.com/office/drawing/2017/model3d" xmlns:o="urn:schemas-microsoft-com:office:office" xmlns:oel="http://schemas.microsoft.com/office/2019/extlst" xmlns:r="http://schemas.openxmlformats.org/officeDocument/2006/relationships" xmlns:m="http://schemas.openxmlformats.org/officeDocument/2006/math" xmlns:v="urn:schemas-microsoft-com:vml" xmlns:wp14="http://schemas.microsoft.com/office/word/2010/wordprocessingDrawing" xmlns:wp="http://schemas.openxmlformats.org/drawingml/2006/wordprocessingDrawing" xmlns:w10="urn:schemas-microsoft-com:office:word" xmlns:w="http://schemas.openxmlformats.org/wordprocessingml/2006/main" xmlns:w14="http://schemas.microsoft.com/office/word/2010/wordml" xmlns:w15="http://schemas.microsoft.com/office/word/2012/wordml" xmlns:w16cex="http://schemas.microsoft.com/office/word/2018/wordml/cex" xmlns:w16cid="http://schemas.microsoft.com/office/word/2016/wordml/cid" xmlns:w16="http://schemas.microsoft.com/office/word/2018/wordml" xmlns:w16du="http://schemas.microsoft.com/office/word/2023/wordml/word16du" xmlns:w16sdtdh="http://schemas.microsoft.com/office/word/2020/wordml/sdtdatahash" xmlns:w16sdtfl="http://schemas.microsoft.com/office/word/2024/wordml/sdtformatlock" xmlns:w16se="http://schemas.microsoft.com/office/word/2015/wordml/symex" xmlns:wpg="http://schemas.microsoft.com/office/word/2010/wordprocessingGroup" xmlns:wpi="http://schemas.microsoft.com/office/word/2010/wordprocessingInk" xmlns:wne="http://schemas.microsoft.com/office/word/2006/wordml" xmlns:wps="http://schemas.microsoft.com/office/word/2010/wordprocessingShape" mc:Ignorable="w14 w15 w16se w16cid w16 w16cex w16sdtdh w16sdtfl w16du wp14">
   <w:p>
     <w:pPr>
       <w:pStyle w:val="Encabezado"/>
@@ -11068,7 +11007,7 @@
 </file>
 
 <file path=word/numbering.xml><?xml version="1.0" encoding="utf-8"?>
-<w:numbering xmlns:wpc="http://schemas.microsoft.com/office/word/2010/wordprocessingCanvas" xmlns:cx="http://schemas.microsoft.com/office/drawing/2014/chartex" xmlns:cx1="http://schemas.microsoft.com/office/drawing/2015/9/8/chartex" xmlns:cx2="http://schemas.microsoft.com/office/drawing/2015/10/21/chartex" xmlns:cx3="http://schemas.microsoft.com/office/drawing/2016/5/9/chartex" xmlns:cx4="http://schemas.microsoft.com/office/drawing/2016/5/10/chartex" xmlns:cx5="http://schemas.microsoft.com/office/drawing/2016/5/11/chartex" xmlns:cx6="http://schemas.microsoft.com/office/drawing/2016/5/12/chartex" xmlns:cx7="http://schemas.microsoft.com/office/drawing/2016/5/13/chartex" xmlns:cx8="http://schemas.microsoft.com/office/drawing/2016/5/14/chartex" xmlns:mc="http://schemas.openxmlformats.org/markup-compatibility/2006" xmlns:aink="http://schemas.microsoft.com/office/drawing/2016/ink" xmlns:am3d="http://schemas.microsoft.com/office/drawing/2017/model3d" xmlns:o="urn:schemas-microsoft-com:office:office" xmlns:r="http://schemas.openxmlformats.org/officeDocument/2006/relationships" xmlns:m="http://schemas.openxmlformats.org/officeDocument/2006/math" xmlns:v="urn:schemas-microsoft-com:vml" xmlns:wp14="http://schemas.microsoft.com/office/word/2010/wordprocessingDrawing" xmlns:wp="http://schemas.openxmlformats.org/drawingml/2006/wordprocessingDrawing" xmlns:w10="urn:schemas-microsoft-com:office:word" xmlns:w="http://schemas.openxmlformats.org/wordprocessingml/2006/main" xmlns:w14="http://schemas.microsoft.com/office/word/2010/wordml" xmlns:w15="http://schemas.microsoft.com/office/word/2012/wordml" xmlns:w16cex="http://schemas.microsoft.com/office/word/2018/wordml/cex" xmlns:w16cid="http://schemas.microsoft.com/office/word/2016/wordml/cid" xmlns:w16="http://schemas.microsoft.com/office/word/2018/wordml" xmlns:w16sdtdh="http://schemas.microsoft.com/office/word/2020/wordml/sdtdatahash" xmlns:w16se="http://schemas.microsoft.com/office/word/2015/wordml/symex" xmlns:wpg="http://schemas.microsoft.com/office/word/2010/wordprocessingGroup" xmlns:wpi="http://schemas.microsoft.com/office/word/2010/wordprocessingInk" xmlns:wne="http://schemas.microsoft.com/office/word/2006/wordml" xmlns:wps="http://schemas.microsoft.com/office/word/2010/wordprocessingShape" mc:Ignorable="w14 w15 w16se w16cid w16 w16cex w16sdtdh wp14">
+<w:numbering xmlns:wpc="http://schemas.microsoft.com/office/word/2010/wordprocessingCanvas" xmlns:cx="http://schemas.microsoft.com/office/drawing/2014/chartex" xmlns:cx1="http://schemas.microsoft.com/office/drawing/2015/9/8/chartex" xmlns:cx2="http://schemas.microsoft.com/office/drawing/2015/10/21/chartex" xmlns:cx3="http://schemas.microsoft.com/office/drawing/2016/5/9/chartex" xmlns:cx4="http://schemas.microsoft.com/office/drawing/2016/5/10/chartex" xmlns:cx5="http://schemas.microsoft.com/office/drawing/2016/5/11/chartex" xmlns:cx6="http://schemas.microsoft.com/office/drawing/2016/5/12/chartex" xmlns:cx7="http://schemas.microsoft.com/office/drawing/2016/5/13/chartex" xmlns:cx8="http://schemas.microsoft.com/office/drawing/2016/5/14/chartex" xmlns:mc="http://schemas.openxmlformats.org/markup-compatibility/2006" xmlns:aink="http://schemas.microsoft.com/office/drawing/2016/ink" xmlns:am3d="http://schemas.microsoft.com/office/drawing/2017/model3d" xmlns:o="urn:schemas-microsoft-com:office:office" xmlns:oel="http://schemas.microsoft.com/office/2019/extlst" xmlns:r="http://schemas.openxmlformats.org/officeDocument/2006/relationships" xmlns:m="http://schemas.openxmlformats.org/officeDocument/2006/math" xmlns:v="urn:schemas-microsoft-com:vml" xmlns:wp14="http://schemas.microsoft.com/office/word/2010/wordprocessingDrawing" xmlns:wp="http://schemas.openxmlformats.org/drawingml/2006/wordprocessingDrawing" xmlns:w10="urn:schemas-microsoft-com:office:word" xmlns:w="http://schemas.openxmlformats.org/wordprocessingml/2006/main" xmlns:w14="http://schemas.microsoft.com/office/word/2010/wordml" xmlns:w15="http://schemas.microsoft.com/office/word/2012/wordml" xmlns:w16cex="http://schemas.microsoft.com/office/word/2018/wordml/cex" xmlns:w16cid="http://schemas.microsoft.com/office/word/2016/wordml/cid" xmlns:w16="http://schemas.microsoft.com/office/word/2018/wordml" xmlns:w16du="http://schemas.microsoft.com/office/word/2023/wordml/word16du" xmlns:w16sdtdh="http://schemas.microsoft.com/office/word/2020/wordml/sdtdatahash" xmlns:w16sdtfl="http://schemas.microsoft.com/office/word/2024/wordml/sdtformatlock" xmlns:w16se="http://schemas.microsoft.com/office/word/2015/wordml/symex" xmlns:wpg="http://schemas.microsoft.com/office/word/2010/wordprocessingGroup" xmlns:wpi="http://schemas.microsoft.com/office/word/2010/wordprocessingInk" xmlns:wne="http://schemas.microsoft.com/office/word/2006/wordml" xmlns:wps="http://schemas.microsoft.com/office/word/2010/wordprocessingShape" mc:Ignorable="w14 w15 w16se w16cid w16 w16cex w16sdtdh w16sdtfl w16du wp14">
   <w:abstractNum w:abstractNumId="0" w15:restartNumberingAfterBreak="0">
     <w:nsid w:val="FFFFFF89"/>
     <w:multiLevelType w:val="singleLevel"/>
@@ -15310,121 +15249,121 @@
       </w:rPr>
     </w:lvl>
   </w:abstractNum>
-  <w:num w:numId="1">
+  <w:num w:numId="1" w16cid:durableId="586109108">
     <w:abstractNumId w:val="0"/>
   </w:num>
-  <w:num w:numId="2">
+  <w:num w:numId="2" w16cid:durableId="1018191039">
     <w:abstractNumId w:val="12"/>
   </w:num>
-  <w:num w:numId="3">
+  <w:num w:numId="3" w16cid:durableId="517473805">
     <w:abstractNumId w:val="19"/>
   </w:num>
-  <w:num w:numId="4">
+  <w:num w:numId="4" w16cid:durableId="119299239">
     <w:abstractNumId w:val="15"/>
   </w:num>
-  <w:num w:numId="5">
+  <w:num w:numId="5" w16cid:durableId="1979917214">
     <w:abstractNumId w:val="23"/>
   </w:num>
-  <w:num w:numId="6">
+  <w:num w:numId="6" w16cid:durableId="833304554">
     <w:abstractNumId w:val="1"/>
   </w:num>
-  <w:num w:numId="7">
+  <w:num w:numId="7" w16cid:durableId="2074623043">
     <w:abstractNumId w:val="2"/>
   </w:num>
-  <w:num w:numId="8">
+  <w:num w:numId="8" w16cid:durableId="1799109367">
     <w:abstractNumId w:val="30"/>
   </w:num>
-  <w:num w:numId="9">
+  <w:num w:numId="9" w16cid:durableId="788012200">
     <w:abstractNumId w:val="21"/>
   </w:num>
-  <w:num w:numId="10">
+  <w:num w:numId="10" w16cid:durableId="1489126888">
     <w:abstractNumId w:val="26"/>
   </w:num>
-  <w:num w:numId="11">
+  <w:num w:numId="11" w16cid:durableId="1754666056">
     <w:abstractNumId w:val="28"/>
   </w:num>
-  <w:num w:numId="12">
+  <w:num w:numId="12" w16cid:durableId="73355303">
     <w:abstractNumId w:val="32"/>
   </w:num>
-  <w:num w:numId="13">
+  <w:num w:numId="13" w16cid:durableId="710424833">
     <w:abstractNumId w:val="16"/>
   </w:num>
-  <w:num w:numId="14">
+  <w:num w:numId="14" w16cid:durableId="1769472032">
     <w:abstractNumId w:val="3"/>
   </w:num>
-  <w:num w:numId="15">
+  <w:num w:numId="15" w16cid:durableId="1358965072">
     <w:abstractNumId w:val="7"/>
   </w:num>
-  <w:num w:numId="16">
+  <w:num w:numId="16" w16cid:durableId="1254822613">
     <w:abstractNumId w:val="24"/>
   </w:num>
-  <w:num w:numId="17">
+  <w:num w:numId="17" w16cid:durableId="1168713328">
     <w:abstractNumId w:val="10"/>
   </w:num>
-  <w:num w:numId="18">
+  <w:num w:numId="18" w16cid:durableId="995257030">
     <w:abstractNumId w:val="31"/>
   </w:num>
-  <w:num w:numId="19">
+  <w:num w:numId="19" w16cid:durableId="673995261">
     <w:abstractNumId w:val="36"/>
   </w:num>
-  <w:num w:numId="20">
+  <w:num w:numId="20" w16cid:durableId="830020359">
     <w:abstractNumId w:val="25"/>
   </w:num>
-  <w:num w:numId="21">
+  <w:num w:numId="21" w16cid:durableId="1719162793">
     <w:abstractNumId w:val="34"/>
   </w:num>
-  <w:num w:numId="22">
+  <w:num w:numId="22" w16cid:durableId="1223905143">
     <w:abstractNumId w:val="22"/>
   </w:num>
-  <w:num w:numId="23">
+  <w:num w:numId="23" w16cid:durableId="1672487273">
     <w:abstractNumId w:val="13"/>
   </w:num>
-  <w:num w:numId="24">
+  <w:num w:numId="24" w16cid:durableId="1977948466">
     <w:abstractNumId w:val="33"/>
   </w:num>
-  <w:num w:numId="25">
+  <w:num w:numId="25" w16cid:durableId="1954357351">
     <w:abstractNumId w:val="9"/>
   </w:num>
-  <w:num w:numId="26">
+  <w:num w:numId="26" w16cid:durableId="89932236">
     <w:abstractNumId w:val="17"/>
   </w:num>
-  <w:num w:numId="27">
+  <w:num w:numId="27" w16cid:durableId="1330711597">
     <w:abstractNumId w:val="6"/>
   </w:num>
-  <w:num w:numId="28">
+  <w:num w:numId="28" w16cid:durableId="428476757">
     <w:abstractNumId w:val="27"/>
   </w:num>
-  <w:num w:numId="29">
+  <w:num w:numId="29" w16cid:durableId="1803956909">
     <w:abstractNumId w:val="29"/>
   </w:num>
-  <w:num w:numId="30">
+  <w:num w:numId="30" w16cid:durableId="24252664">
     <w:abstractNumId w:val="5"/>
   </w:num>
-  <w:num w:numId="31">
+  <w:num w:numId="31" w16cid:durableId="2093889774">
     <w:abstractNumId w:val="38"/>
   </w:num>
-  <w:num w:numId="32">
+  <w:num w:numId="32" w16cid:durableId="549727737">
     <w:abstractNumId w:val="14"/>
   </w:num>
-  <w:num w:numId="33">
+  <w:num w:numId="33" w16cid:durableId="1050767252">
     <w:abstractNumId w:val="4"/>
   </w:num>
-  <w:num w:numId="34">
+  <w:num w:numId="34" w16cid:durableId="772702088">
     <w:abstractNumId w:val="8"/>
   </w:num>
-  <w:num w:numId="35">
+  <w:num w:numId="35" w16cid:durableId="76219630">
     <w:abstractNumId w:val="18"/>
   </w:num>
-  <w:num w:numId="36">
+  <w:num w:numId="36" w16cid:durableId="922572667">
     <w:abstractNumId w:val="11"/>
   </w:num>
-  <w:num w:numId="37">
+  <w:num w:numId="37" w16cid:durableId="108285579">
     <w:abstractNumId w:val="20"/>
   </w:num>
-  <w:num w:numId="38">
+  <w:num w:numId="38" w16cid:durableId="54396041">
     <w:abstractNumId w:val="37"/>
   </w:num>
-  <w:num w:numId="39">
+  <w:num w:numId="39" w16cid:durableId="360597690">
     <w:abstractNumId w:val="35"/>
   </w:num>
   <w:numIdMacAtCleanup w:val="39"/>
@@ -15432,7 +15371,7 @@
 </file>
 
 <file path=word/styles.xml><?xml version="1.0" encoding="utf-8"?>
-<w:styles xmlns:mc="http://schemas.openxmlformats.org/markup-compatibility/2006" xmlns:r="http://schemas.openxmlformats.org/officeDocument/2006/relationships" xmlns:w="http://schemas.openxmlformats.org/wordprocessingml/2006/main" xmlns:w14="http://schemas.microsoft.com/office/word/2010/wordml" xmlns:w15="http://schemas.microsoft.com/office/word/2012/wordml" xmlns:w16cex="http://schemas.microsoft.com/office/word/2018/wordml/cex" xmlns:w16cid="http://schemas.microsoft.com/office/word/2016/wordml/cid" xmlns:w16="http://schemas.microsoft.com/office/word/2018/wordml" xmlns:w16sdtdh="http://schemas.microsoft.com/office/word/2020/wordml/sdtdatahash" xmlns:w16se="http://schemas.microsoft.com/office/word/2015/wordml/symex" mc:Ignorable="w14 w15 w16se w16cid w16 w16cex w16sdtdh">
+<w:styles xmlns:mc="http://schemas.openxmlformats.org/markup-compatibility/2006" xmlns:r="http://schemas.openxmlformats.org/officeDocument/2006/relationships" xmlns:w="http://schemas.openxmlformats.org/wordprocessingml/2006/main" xmlns:w14="http://schemas.microsoft.com/office/word/2010/wordml" xmlns:w15="http://schemas.microsoft.com/office/word/2012/wordml" xmlns:w16cex="http://schemas.microsoft.com/office/word/2018/wordml/cex" xmlns:w16cid="http://schemas.microsoft.com/office/word/2016/wordml/cid" xmlns:w16="http://schemas.microsoft.com/office/word/2018/wordml" xmlns:w16du="http://schemas.microsoft.com/office/word/2023/wordml/word16du" xmlns:w16sdtdh="http://schemas.microsoft.com/office/word/2020/wordml/sdtdatahash" xmlns:w16sdtfl="http://schemas.microsoft.com/office/word/2024/wordml/sdtformatlock" xmlns:w16se="http://schemas.microsoft.com/office/word/2015/wordml/symex" mc:Ignorable="w14 w15 w16se w16cid w16 w16cex w16sdtdh w16sdtfl w16du">
   <w:docDefaults>
     <w:rPrDefault>
       <w:rPr>
@@ -17162,6 +17101,10 @@
 </file>
 
 <file path=customXml/item1.xml><?xml version="1.0" encoding="utf-8"?>
+<b:Sources xmlns:b="http://schemas.openxmlformats.org/officeDocument/2006/bibliography" xmlns="http://schemas.openxmlformats.org/officeDocument/2006/bibliography" SelectedStyle="\APASixthEditionOfficeOnline.xsl" StyleName="APA" Version="6"/>
+</file>
+
+<file path=customXml/item2.xml><?xml version="1.0" encoding="utf-8"?>
 <p:properties xmlns:p="http://schemas.microsoft.com/office/2006/metadata/properties" xmlns:xsi="http://www.w3.org/2001/XMLSchema-instance" xmlns:pc="http://schemas.microsoft.com/office/infopath/2007/PartnerControls">
   <documentManagement>
     <TaxCatchAll xmlns="adccf511-daff-4bcb-9072-914cedbf4c7e" xsi:nil="true"/>
@@ -17172,22 +17115,9 @@
 </p:properties>
 </file>
 
-<file path=customXml/item2.xml><?xml version="1.0" encoding="utf-8"?>
-<b:Sources xmlns:b="http://schemas.openxmlformats.org/officeDocument/2006/bibliography" xmlns="http://schemas.openxmlformats.org/officeDocument/2006/bibliography" SelectedStyle="\APASixthEditionOfficeOnline.xsl" StyleName="APA" Version="6"/>
-</file>
-
 <file path=customXml/item3.xml><?xml version="1.0" encoding="utf-8"?>
-<?mso-contentType ?>
-<FormTemplates xmlns="http://schemas.microsoft.com/sharepoint/v3/contenttype/forms">
-  <Display>DocumentLibraryForm</Display>
-  <Edit>DocumentLibraryForm</Edit>
-  <New>DocumentLibraryForm</New>
-</FormTemplates>
-</file>
-
-<file path=customXml/item4.xml><?xml version="1.0" encoding="utf-8"?>
-<ct:contentTypeSchema xmlns:ct="http://schemas.microsoft.com/office/2006/metadata/contentType" xmlns:ma="http://schemas.microsoft.com/office/2006/metadata/properties/metaAttributes" ct:_="" ma:_="" ma:contentTypeName="Documento" ma:contentTypeID="0x010100FC2B1768DD5A774EB396CCAB0DE361C1" ma:contentTypeVersion="12" ma:contentTypeDescription="Crear nuevo documento." ma:contentTypeScope="" ma:versionID="73bbb3c317121ea3087ce0564dba81cf">
-  <xsd:schema xmlns:xsd="http://www.w3.org/2001/XMLSchema" xmlns:xs="http://www.w3.org/2001/XMLSchema" xmlns:p="http://schemas.microsoft.com/office/2006/metadata/properties" xmlns:ns2="a70d3c18-0869-45a1-9f75-4b4b8f0f32be" xmlns:ns3="adccf511-daff-4bcb-9072-914cedbf4c7e" targetNamespace="http://schemas.microsoft.com/office/2006/metadata/properties" ma:root="true" ma:fieldsID="89b5199a66abea40ca7ec6b263fc5e35" ns2:_="" ns3:_="">
+<ct:contentTypeSchema xmlns:ct="http://schemas.microsoft.com/office/2006/metadata/contentType" xmlns:ma="http://schemas.microsoft.com/office/2006/metadata/properties/metaAttributes" ct:_="" ma:_="" ma:contentTypeName="Documento" ma:contentTypeID="0x010100FC2B1768DD5A774EB396CCAB0DE361C1" ma:contentTypeVersion="12" ma:contentTypeDescription="Crear nuevo documento." ma:contentTypeScope="" ma:versionID="d4a546b22d2924edabf51241cf3422b8">
+  <xsd:schema xmlns:xsd="http://www.w3.org/2001/XMLSchema" xmlns:xs="http://www.w3.org/2001/XMLSchema" xmlns:p="http://schemas.microsoft.com/office/2006/metadata/properties" xmlns:ns2="a70d3c18-0869-45a1-9f75-4b4b8f0f32be" xmlns:ns3="adccf511-daff-4bcb-9072-914cedbf4c7e" targetNamespace="http://schemas.microsoft.com/office/2006/metadata/properties" ma:root="true" ma:fieldsID="e29002b2d9ca820e89c57fc59ec70c79" ns2:_="" ns3:_="">
     <xsd:import namespace="a70d3c18-0869-45a1-9f75-4b4b8f0f32be"/>
     <xsd:import namespace="adccf511-daff-4bcb-9072-914cedbf4c7e"/>
     <xsd:element name="properties">
@@ -17386,7 +17316,24 @@
 </ct:contentTypeSchema>
 </file>
 
+<file path=customXml/item4.xml><?xml version="1.0" encoding="utf-8"?>
+<?mso-contentType ?>
+<FormTemplates xmlns="http://schemas.microsoft.com/sharepoint/v3/contenttype/forms">
+  <Display>DocumentLibraryForm</Display>
+  <Edit>DocumentLibraryForm</Edit>
+  <New>DocumentLibraryForm</New>
+</FormTemplates>
+</file>
+
 <file path=customXml/itemProps1.xml><?xml version="1.0" encoding="utf-8"?>
+<ds:datastoreItem xmlns:ds="http://schemas.openxmlformats.org/officeDocument/2006/customXml" ds:itemID="{E8AB44A3-7C62-4BD2-82ED-8ABC209970FA}">
+  <ds:schemaRefs>
+    <ds:schemaRef ds:uri="http://schemas.openxmlformats.org/officeDocument/2006/bibliography"/>
+  </ds:schemaRefs>
+</ds:datastoreItem>
+</file>
+
+<file path=customXml/itemProps2.xml><?xml version="1.0" encoding="utf-8"?>
 <ds:datastoreItem xmlns:ds="http://schemas.openxmlformats.org/officeDocument/2006/customXml" ds:itemID="{6929C9FE-9F22-4B98-96EF-1B541B3BD0B2}">
   <ds:schemaRefs>
     <ds:schemaRef ds:uri="http://schemas.microsoft.com/office/2006/metadata/properties"/>
@@ -17397,24 +17344,8 @@
 </ds:datastoreItem>
 </file>
 
-<file path=customXml/itemProps2.xml><?xml version="1.0" encoding="utf-8"?>
-<ds:datastoreItem xmlns:ds="http://schemas.openxmlformats.org/officeDocument/2006/customXml" ds:itemID="{E8AB44A3-7C62-4BD2-82ED-8ABC209970FA}">
-  <ds:schemaRefs>
-    <ds:schemaRef ds:uri="http://schemas.openxmlformats.org/officeDocument/2006/bibliography"/>
-  </ds:schemaRefs>
-</ds:datastoreItem>
-</file>
-
 <file path=customXml/itemProps3.xml><?xml version="1.0" encoding="utf-8"?>
-<ds:datastoreItem xmlns:ds="http://schemas.openxmlformats.org/officeDocument/2006/customXml" ds:itemID="{81CBDEC1-3B00-44ED-AD36-0268077980BA}">
-  <ds:schemaRefs>
-    <ds:schemaRef ds:uri="http://schemas.microsoft.com/sharepoint/v3/contenttype/forms"/>
-  </ds:schemaRefs>
-</ds:datastoreItem>
-</file>
-
-<file path=customXml/itemProps4.xml><?xml version="1.0" encoding="utf-8"?>
-<ds:datastoreItem xmlns:ds="http://schemas.openxmlformats.org/officeDocument/2006/customXml" ds:itemID="{7EE1AA4F-8463-4E8E-96D2-84AA11824880}">
+<ds:datastoreItem xmlns:ds="http://schemas.openxmlformats.org/officeDocument/2006/customXml" ds:itemID="{163656CB-7C50-4A10-8419-EE91B408F700}">
   <ds:schemaRefs>
     <ds:schemaRef ds:uri="http://schemas.microsoft.com/office/2006/metadata/contentType"/>
     <ds:schemaRef ds:uri="http://schemas.microsoft.com/office/2006/metadata/properties/metaAttributes"/>
@@ -17430,4 +17361,12 @@
     <ds:schemaRef ds:uri="http://schemas.microsoft.com/internal/obd"/>
   </ds:schemaRefs>
 </ds:datastoreItem>
+</file>
+
+<file path=customXml/itemProps4.xml><?xml version="1.0" encoding="utf-8"?>
+<ds:datastoreItem xmlns:ds="http://schemas.openxmlformats.org/officeDocument/2006/customXml" ds:itemID="{81CBDEC1-3B00-44ED-AD36-0268077980BA}">
+  <ds:schemaRefs>
+    <ds:schemaRef ds:uri="http://schemas.microsoft.com/sharepoint/v3/contenttype/forms"/>
+  </ds:schemaRefs>
+</ds:datastoreItem>
 </file>